--- a/2026 الى 2027/خطط القسم 2026/خطة الموهوبات -قسم الكيمياء 2026/الموهوبات جديد 2026/متابعة الموهوبات - الكيمياء  2026-2027 نوفمبر.docx
+++ b/2026 الى 2027/خطط القسم 2026/خطة الموهوبات -قسم الكيمياء 2026/الموهوبات جديد 2026/متابعة الموهوبات - الكيمياء  2026-2027 نوفمبر.docx
@@ -7813,10 +7813,10 @@
     </w:p>
     <w:p/>
     <w:sectPr>
-      <w:headerReference w:type="default" r:id="rId14"/>
-      <w:footerReference w:type="default" r:id="rId15"/>
+      <w:headerReference w:type="default" r:id="rId18"/>
+      <w:footerReference w:type="default" r:id="rId19"/>
       <w:pgSz w:w="16838" w:h="11906" w:orient="landscape"/>
-      <w:pgMar w:top="1440" w:right="1440" w:bottom="1440" w:left="1440" w:header="708" w:footer="708" w:gutter="0"/>
+      <w:pgMar w:top="1750" w:right="1440" w:bottom="1750" w:left="1440" w:header="500" w:footer="400" w:gutter="0"/>
       <w:cols w:space="708"/>
       <w:docGrid w:linePitch="360"/>
     </w:sectPr>
@@ -7850,897 +7850,177 @@
 </file>
 
 <file path=word/footer1.xml><?xml version="1.0" encoding="utf-8"?>
-<w:ftr xmlns:wpc="http://schemas.microsoft.com/office/word/2026/wordprocessingCanvas" xmlns:cx="http://schemas.microsoft.com/office/drawing/2026/chartex" xmlns:cx1="http://schemas.microsoft.com/office/drawing/2026/9/8/chartex" xmlns:cx2="http://schemas.microsoft.com/office/drawing/2026/10/21/chartex" xmlns:cx3="http://schemas.microsoft.com/office/drawing/2026/5/9/chartex" xmlns:cx4="http://schemas.microsoft.com/office/drawing/2026/5/10/chartex" xmlns:cx5="http://schemas.microsoft.com/office/drawing/2026/5/11/chartex" xmlns:cx6="http://schemas.microsoft.com/office/drawing/2026/5/12/chartex" xmlns:cx7="http://schemas.microsoft.com/office/drawing/2026/5/13/chartex" xmlns:cx8="http://schemas.microsoft.com/office/drawing/2026/5/14/chartex" xmlns:mc="http://schemas.openxmlformats.org/markup-compatibility/2006" xmlns:aink="http://schemas.microsoft.com/office/drawing/2026/ink" xmlns:am3d="http://schemas.microsoft.com/office/drawing/2026/model3d" xmlns:o="urn:schemas-microsoft-com:office:office" xmlns:oel="http://schemas.microsoft.com/office/2026/extlst" xmlns:r="http://schemas.openxmlformats.org/officeDocument/2006/relationships" xmlns:m="http://schemas.openxmlformats.org/officeDocument/2006/math" xmlns:v="urn:schemas-microsoft-com:vml" xmlns:wp14="http://schemas.microsoft.com/office/word/2026/wordprocessingDrawing" xmlns:wp="http://schemas.openxmlformats.org/drawingml/2006/wordprocessingDrawing" xmlns:w10="urn:schemas-microsoft-com:office:word" xmlns:w="http://schemas.openxmlformats.org/wordprocessingml/2006/main" xmlns:w14="http://schemas.microsoft.com/office/word/2026/wordml" xmlns:w15="http://schemas.microsoft.com/office/word/2026/wordml" xmlns:w16cex="http://schemas.microsoft.com/office/word/2026/wordml/cex" xmlns:w16cid="http://schemas.microsoft.com/office/word/2026/wordml/cid" xmlns:w16="http://schemas.microsoft.com/office/word/2026/wordml" xmlns:w16du="http://schemas.microsoft.com/office/word/2026/wordml/word16du" xmlns:w16sdtdh="http://schemas.microsoft.com/office/word/2026/wordml/sdtdatahash" xmlns:w16sdtfl="http://schemas.microsoft.com/office/word/2026/wordml/sdtformatlock" xmlns:w16se="http://schemas.microsoft.com/office/word/2026/wordml/symex" xmlns:wpg="http://schemas.microsoft.com/office/word/2026/wordprocessingGroup" xmlns:wpi="http://schemas.microsoft.com/office/word/2026/wordprocessingInk" xmlns:wne="http://schemas.microsoft.com/office/word/2006/wordml" xmlns:wps="http://schemas.microsoft.com/office/word/2026/wordprocessingShape" mc:Ignorable="w14 w15 w16se w16cid w16 w16cex w16sdtdh w16sdtfl w16du wp14">
-  <w:p>
-    <w:pPr>
-      <w:pStyle w:val="Footer"/>
-    </w:pPr>
-    <w:r>
-      <w:rPr>
-        <w:rFonts w:ascii="Microsoft Uighur" w:hAnsi="Microsoft Uighur" w:cs="Microsoft Uighur"/>
-        <w:bCs/>
-        <w:noProof/>
-        <w:color w:val="FFFFFF" w:themeColor="background1"/>
-        <w:sz w:val="26"/>
-        <w:szCs w:val="26"/>
-        <w:lang w:bidi="ar-QA"/>
-      </w:rPr>
-      <mc:AlternateContent>
-        <mc:Choice Requires="wpg">
-          <w:drawing>
-            <wp:anchor distT="0" distB="0" distL="114300" distR="114300" simplePos="0" relativeHeight="251663360" behindDoc="0" locked="0" layoutInCell="1" allowOverlap="1" wp14:anchorId="29ED468B" wp14:editId="0EB80F27">
-              <wp:simplePos x="0" y="0"/>
-              <wp:positionH relativeFrom="page">
-                <wp:posOffset>269875</wp:posOffset>
-              </wp:positionH>
-              <wp:positionV relativeFrom="paragraph">
-                <wp:posOffset>56515</wp:posOffset>
-              </wp:positionV>
-              <wp:extent cx="10286365" cy="603250"/>
-              <wp:effectExtent l="19050" t="57150" r="38735" b="6350"/>
-              <wp:wrapNone/>
-              <wp:docPr id="548054773" name="Group 548054773"/>
-              <wp:cNvGraphicFramePr/>
-              <a:graphic xmlns:a="http://schemas.openxmlformats.org/drawingml/2006/main">
-                <a:graphicData uri="http://schemas.microsoft.com/office/word/2026/wordprocessingGroup">
-                  <wpg:wgp>
-                    <wpg:cNvGrpSpPr/>
-                    <wpg:grpSpPr>
-                      <a:xfrm>
-                        <a:off x="0" y="0"/>
-                        <a:ext cx="10286365" cy="603250"/>
-                        <a:chOff x="-2342762" y="0"/>
-                        <a:chExt cx="10229849" cy="603951"/>
-                      </a:xfrm>
-                    </wpg:grpSpPr>
-                    <wpg:grpSp>
-                      <wpg:cNvPr id="2097918424" name="Group 2"/>
-                      <wpg:cNvGrpSpPr/>
-                      <wpg:grpSpPr>
-                        <a:xfrm>
-                          <a:off x="-2342762" y="0"/>
-                          <a:ext cx="10229849" cy="343197"/>
-                          <a:chOff x="-2342762" y="0"/>
-                          <a:chExt cx="10229849" cy="343197"/>
-                        </a:xfrm>
-                      </wpg:grpSpPr>
-                      <wpg:grpSp>
-                        <wpg:cNvPr id="1709337372" name="Group 1"/>
-                        <wpg:cNvGrpSpPr/>
-                        <wpg:grpSpPr>
-                          <a:xfrm>
-                            <a:off x="-2342762" y="0"/>
-                            <a:ext cx="10229849" cy="301916"/>
-                            <a:chOff x="-2342762" y="0"/>
-                            <a:chExt cx="10229849" cy="301916"/>
-                          </a:xfrm>
-                        </wpg:grpSpPr>
-                        <wps:wsp>
-                          <wps:cNvPr id="14" name="Rectangle 32"/>
-                          <wps:cNvSpPr/>
-                          <wps:spPr>
-                            <a:xfrm rot="10800000" flipH="1">
-                              <a:off x="-2235410" y="0"/>
-                              <a:ext cx="10072295" cy="77380"/>
-                            </a:xfrm>
-                            <a:prstGeom prst="rect">
-                              <a:avLst/>
-                            </a:prstGeom>
-                            <a:solidFill>
-                              <a:schemeClr val="accent4">
-                                <a:lumMod val="50000"/>
-                              </a:schemeClr>
-                            </a:solidFill>
-                            <a:ln w="19050">
-                              <a:solidFill>
-                                <a:schemeClr val="bg1"/>
-                              </a:solidFill>
-                            </a:ln>
-                          </wps:spPr>
-                          <wps:style>
-                            <a:lnRef idx="2">
-                              <a:schemeClr val="accent1">
-                                <a:shade val="50000"/>
-                              </a:schemeClr>
-                            </a:lnRef>
-                            <a:fillRef idx="1">
-                              <a:schemeClr val="accent1"/>
-                            </a:fillRef>
-                            <a:effectRef idx="0">
-                              <a:schemeClr val="accent1"/>
-                            </a:effectRef>
-                            <a:fontRef idx="minor">
-                              <a:schemeClr val="lt1"/>
-                            </a:fontRef>
-                          </wps:style>
-                          <wps:bodyPr rot="0" spcFirstLastPara="0" vertOverflow="overflow" horzOverflow="overflow" vert="horz" wrap="square" lIns="91440" tIns="45720" rIns="91440" bIns="45720" numCol="1" spcCol="0" rtlCol="0" fromWordArt="0" anchor="ctr" anchorCtr="0" forceAA="0" compatLnSpc="1">
-                            <a:prstTxWarp prst="textNoShape">
-                              <a:avLst/>
-                            </a:prstTxWarp>
-                            <a:noAutofit/>
-                          </wps:bodyPr>
-                        </wps:wsp>
-                        <wps:wsp>
-                          <wps:cNvPr id="1172438468" name="Parallelogram 18"/>
-                          <wps:cNvSpPr/>
-                          <wps:spPr>
-                            <a:xfrm>
-                              <a:off x="-2342762" y="77380"/>
-                              <a:ext cx="10229849" cy="224536"/>
-                            </a:xfrm>
-                            <a:prstGeom prst="parallelogram">
-                              <a:avLst/>
-                            </a:prstGeom>
-                            <a:solidFill>
-                              <a:srgbClr val="86002D"/>
-                            </a:solidFill>
-                            <a:ln w="19050">
-                              <a:solidFill>
-                                <a:schemeClr val="bg1"/>
-                              </a:solidFill>
-                            </a:ln>
-                          </wps:spPr>
-                          <wps:style>
-                            <a:lnRef idx="2">
-                              <a:schemeClr val="accent1">
-                                <a:shade val="50000"/>
-                              </a:schemeClr>
-                            </a:lnRef>
-                            <a:fillRef idx="1">
-                              <a:schemeClr val="accent1"/>
-                            </a:fillRef>
-                            <a:effectRef idx="0">
-                              <a:schemeClr val="accent1"/>
-                            </a:effectRef>
-                            <a:fontRef idx="minor">
-                              <a:schemeClr val="lt1"/>
-                            </a:fontRef>
-                          </wps:style>
-                          <wps:bodyPr rot="0" spcFirstLastPara="0" vertOverflow="overflow" horzOverflow="overflow" vert="horz" wrap="square" lIns="91440" tIns="45720" rIns="91440" bIns="45720" numCol="1" spcCol="0" rtlCol="0" fromWordArt="0" anchor="ctr" anchorCtr="0" forceAA="0" compatLnSpc="1">
-                            <a:prstTxWarp prst="textNoShape">
-                              <a:avLst/>
-                            </a:prstTxWarp>
-                            <a:noAutofit/>
-                          </wps:bodyPr>
-                        </wps:wsp>
-                        <wps:wsp>
-                          <wps:cNvPr id="1536062255" name="Rectangle 10"/>
-                          <wps:cNvSpPr/>
-                          <wps:spPr>
-                            <a:xfrm rot="2642612">
-                              <a:off x="-915248" y="17207"/>
-                              <a:ext cx="245745" cy="255905"/>
-                            </a:xfrm>
-                            <a:prstGeom prst="rect">
-                              <a:avLst/>
-                            </a:prstGeom>
-                            <a:solidFill>
-                              <a:schemeClr val="accent4">
-                                <a:lumMod val="50000"/>
-                              </a:schemeClr>
-                            </a:solidFill>
-                            <a:ln w="28575">
-                              <a:solidFill>
-                                <a:schemeClr val="bg1"/>
-                              </a:solidFill>
-                            </a:ln>
-                          </wps:spPr>
-                          <wps:style>
-                            <a:lnRef idx="2">
-                              <a:schemeClr val="accent1">
-                                <a:shade val="50000"/>
-                              </a:schemeClr>
-                            </a:lnRef>
-                            <a:fillRef idx="1">
-                              <a:schemeClr val="accent1"/>
-                            </a:fillRef>
-                            <a:effectRef idx="0">
-                              <a:schemeClr val="accent1"/>
-                            </a:effectRef>
-                            <a:fontRef idx="minor">
-                              <a:schemeClr val="lt1"/>
-                            </a:fontRef>
-                          </wps:style>
-                          <wps:bodyPr rot="0" spcFirstLastPara="0" vertOverflow="overflow" horzOverflow="overflow" vert="horz" wrap="square" lIns="91440" tIns="45720" rIns="91440" bIns="45720" numCol="1" spcCol="0" rtlCol="0" fromWordArt="0" anchor="ctr" anchorCtr="0" forceAA="0" compatLnSpc="1">
-                            <a:prstTxWarp prst="textNoShape">
-                              <a:avLst/>
-                            </a:prstTxWarp>
-                            <a:noAutofit/>
-                          </wps:bodyPr>
-                        </wps:wsp>
-                        <wps:wsp>
-                          <wps:cNvPr id="669718031" name="Rectangle 10"/>
-                          <wps:cNvSpPr/>
-                          <wps:spPr>
-                            <a:xfrm rot="2642612">
-                              <a:off x="-800947" y="17207"/>
-                              <a:ext cx="245745" cy="255905"/>
-                            </a:xfrm>
-                            <a:prstGeom prst="rect">
-                              <a:avLst/>
-                            </a:prstGeom>
-                            <a:solidFill>
-                              <a:schemeClr val="accent4">
-                                <a:lumMod val="50000"/>
-                              </a:schemeClr>
-                            </a:solidFill>
-                            <a:ln w="28575">
-                              <a:solidFill>
-                                <a:schemeClr val="bg1"/>
-                              </a:solidFill>
-                            </a:ln>
-                          </wps:spPr>
-                          <wps:style>
-                            <a:lnRef idx="2">
-                              <a:schemeClr val="accent1">
-                                <a:shade val="50000"/>
-                              </a:schemeClr>
-                            </a:lnRef>
-                            <a:fillRef idx="1">
-                              <a:schemeClr val="accent1"/>
-                            </a:fillRef>
-                            <a:effectRef idx="0">
-                              <a:schemeClr val="accent1"/>
-                            </a:effectRef>
-                            <a:fontRef idx="minor">
-                              <a:schemeClr val="lt1"/>
-                            </a:fontRef>
-                          </wps:style>
-                          <wps:bodyPr rot="0" spcFirstLastPara="0" vertOverflow="overflow" horzOverflow="overflow" vert="horz" wrap="square" lIns="91440" tIns="45720" rIns="91440" bIns="45720" numCol="1" spcCol="0" rtlCol="0" fromWordArt="0" anchor="ctr" anchorCtr="0" forceAA="0" compatLnSpc="1">
-                            <a:prstTxWarp prst="textNoShape">
-                              <a:avLst/>
-                            </a:prstTxWarp>
-                            <a:noAutofit/>
-                          </wps:bodyPr>
-                        </wps:wsp>
-                        <wps:wsp>
-                          <wps:cNvPr id="695355735" name="Rectangle 10"/>
-                          <wps:cNvSpPr/>
-                          <wps:spPr>
-                            <a:xfrm rot="2642612">
-                              <a:off x="6288059" y="28323"/>
-                              <a:ext cx="245745" cy="255905"/>
-                            </a:xfrm>
-                            <a:prstGeom prst="rect">
-                              <a:avLst/>
-                            </a:prstGeom>
-                            <a:solidFill>
-                              <a:schemeClr val="accent4">
-                                <a:lumMod val="50000"/>
-                              </a:schemeClr>
-                            </a:solidFill>
-                            <a:ln w="28575">
-                              <a:solidFill>
-                                <a:schemeClr val="bg1"/>
-                              </a:solidFill>
-                            </a:ln>
-                          </wps:spPr>
-                          <wps:style>
-                            <a:lnRef idx="2">
-                              <a:schemeClr val="accent1">
-                                <a:shade val="50000"/>
-                              </a:schemeClr>
-                            </a:lnRef>
-                            <a:fillRef idx="1">
-                              <a:schemeClr val="accent1"/>
-                            </a:fillRef>
-                            <a:effectRef idx="0">
-                              <a:schemeClr val="accent1"/>
-                            </a:effectRef>
-                            <a:fontRef idx="minor">
-                              <a:schemeClr val="lt1"/>
-                            </a:fontRef>
-                          </wps:style>
-                          <wps:bodyPr rot="0" spcFirstLastPara="0" vertOverflow="overflow" horzOverflow="overflow" vert="horz" wrap="square" lIns="91440" tIns="45720" rIns="91440" bIns="45720" numCol="1" spcCol="0" rtlCol="0" fromWordArt="0" anchor="ctr" anchorCtr="0" forceAA="0" compatLnSpc="1">
-                            <a:prstTxWarp prst="textNoShape">
-                              <a:avLst/>
-                            </a:prstTxWarp>
-                            <a:noAutofit/>
-                          </wps:bodyPr>
-                        </wps:wsp>
-                        <wps:wsp>
-                          <wps:cNvPr id="1437205763" name="Rectangle 10"/>
-                          <wps:cNvSpPr/>
-                          <wps:spPr>
-                            <a:xfrm rot="2642612">
-                              <a:off x="6409733" y="32026"/>
-                              <a:ext cx="245745" cy="255905"/>
-                            </a:xfrm>
-                            <a:prstGeom prst="rect">
-                              <a:avLst/>
-                            </a:prstGeom>
-                            <a:solidFill>
-                              <a:schemeClr val="accent4">
-                                <a:lumMod val="50000"/>
-                              </a:schemeClr>
-                            </a:solidFill>
-                            <a:ln w="28575">
-                              <a:solidFill>
-                                <a:schemeClr val="bg1"/>
-                              </a:solidFill>
-                            </a:ln>
-                          </wps:spPr>
-                          <wps:style>
-                            <a:lnRef idx="2">
-                              <a:schemeClr val="accent1">
-                                <a:shade val="50000"/>
-                              </a:schemeClr>
-                            </a:lnRef>
-                            <a:fillRef idx="1">
-                              <a:schemeClr val="accent1"/>
-                            </a:fillRef>
-                            <a:effectRef idx="0">
-                              <a:schemeClr val="accent1"/>
-                            </a:effectRef>
-                            <a:fontRef idx="minor">
-                              <a:schemeClr val="lt1"/>
-                            </a:fontRef>
-                          </wps:style>
-                          <wps:bodyPr rot="0" spcFirstLastPara="0" vertOverflow="overflow" horzOverflow="overflow" vert="horz" wrap="square" lIns="91440" tIns="45720" rIns="91440" bIns="45720" numCol="1" spcCol="0" rtlCol="0" fromWordArt="0" anchor="ctr" anchorCtr="0" forceAA="0" compatLnSpc="1">
-                            <a:prstTxWarp prst="textNoShape">
-                              <a:avLst/>
-                            </a:prstTxWarp>
-                            <a:noAutofit/>
-                          </wps:bodyPr>
-                        </wps:wsp>
-                      </wpg:grpSp>
-                      <wps:wsp>
-                        <wps:cNvPr id="8" name="Text Box 35"/>
-                        <wps:cNvSpPr txBox="1"/>
-                        <wps:spPr>
-                          <a:xfrm>
-                            <a:off x="-923471" y="46652"/>
-                            <a:ext cx="7439891" cy="296545"/>
-                          </a:xfrm>
-                          <a:prstGeom prst="rect">
-                            <a:avLst/>
-                          </a:prstGeom>
-                          <a:noFill/>
-                          <a:ln>
-                            <a:noFill/>
-                          </a:ln>
-                        </wps:spPr>
-                        <wps:txbx>
-                          <w:txbxContent>
-                            <w:p>
-                              <w:pPr>
-                                <w:spacing w:after="0" w:line="240" w:lineRule="auto"/>
-                                <w:jc w:val="center"/>
-                                <w:rPr>
-                                  <w:rFonts w:ascii="Sakkal Majalla" w:hAnsi="Sakkal Majalla" w:cs="Sakkal Majalla"/>
-                                  <w:b/>
-                                  <w:bCs/>
-                                  <w:color w:val="FFFFFF" w:themeColor="background1"/>
-                                  <w:rtl/>
-                                  <w:lang w:bidi="ar-QA"/>
-                                  <w14:shadow w14:blurRad="38100" w14:dist="19050" w14:dir="2700000" w14:sx="100000" w14:sy="100000" w14:kx="0" w14:ky="0" w14:algn="tl">
-                                    <w14:schemeClr w14:val="dk1">
-                                      <w14:alpha w14:val="60000"/>
-                                    </w14:schemeClr>
-                                  </w14:shadow>
-                                  <w14:textOutline w14:w="0" w14:cap="flat" w14:cmpd="sng" w14:algn="ctr">
-                                    <w14:noFill/>
-                                    <w14:prstDash w14:val="solid"/>
-                                    <w14:round/>
-                                  </w14:textOutline>
-                                </w:rPr>
-                              </w:pPr>
-                              <w:r>
-                                <w:rPr>
-                                  <w:rFonts w:ascii="Sakkal Majalla" w:hAnsi="Sakkal Majalla" w:cs="Sakkal Majalla"/>
-                                  <w:b/>
-                                  <w:bCs/>
-                                  <w:color w:val="FFFFFF" w:themeColor="background1"/>
-                                  <w:rtl/>
-                                  <w:lang w:bidi="ar-QA"/>
-                                  <w14:shadow w14:blurRad="38100" w14:dist="19050" w14:dir="2700000" w14:sx="100000" w14:sy="100000" w14:kx="0" w14:ky="0" w14:algn="tl">
-                                    <w14:schemeClr w14:val="dk1">
-                                      <w14:alpha w14:val="60000"/>
-                                    </w14:schemeClr>
-                                  </w14:shadow>
-                                  <w14:textOutline w14:w="0" w14:cap="flat" w14:cmpd="sng" w14:algn="ctr">
-                                    <w14:noFill/>
-                                    <w14:prstDash w14:val="solid"/>
-                                    <w14:round/>
-                                  </w14:textOutline>
-                                </w:rPr>
-                                <w:t>الرؤية: متعلم ريادي لتنمية مستدامة</w:t>
-                              </w:r>
-                            </w:p>
-                            <w:p>
-                              <w:pPr>
-                                <w:jc w:val="center"/>
-                                <w:rPr>
-                                  <w:rFonts w:ascii="Microsoft Uighur" w:hAnsi="Microsoft Uighur" w:cs="Microsoft Uighur"/>
-                                  <w:bCs/>
-                                  <w:color w:val="FFFFFF" w:themeColor="background1"/>
-                                  <w:sz w:val="26"/>
-                                  <w:szCs w:val="26"/>
-                                  <w:rtl/>
-                                  <w:lang w:bidi="ar-QA"/>
-                                  <w14:shadow w14:blurRad="38100" w14:dist="19050" w14:dir="2700000" w14:sx="100000" w14:sy="100000" w14:kx="0" w14:ky="0" w14:algn="tl">
-                                    <w14:schemeClr w14:val="dk1">
-                                      <w14:alpha w14:val="60000"/>
-                                    </w14:schemeClr>
-                                  </w14:shadow>
-                                  <w14:textOutline w14:w="0" w14:cap="flat" w14:cmpd="sng" w14:algn="ctr">
-                                    <w14:noFill/>
-                                    <w14:prstDash w14:val="solid"/>
-                                    <w14:round/>
-                                  </w14:textOutline>
-                                </w:rPr>
-                              </w:pPr>
-                            </w:p>
-                          </w:txbxContent>
-                        </wps:txbx>
-                        <wps:bodyPr rot="0" spcFirstLastPara="0" vertOverflow="overflow" horzOverflow="overflow" vert="horz" wrap="square" lIns="91440" tIns="45720" rIns="91440" bIns="45720" numCol="1" spcCol="0" rtlCol="0" fromWordArt="0" anchor="t" anchorCtr="0" forceAA="0" compatLnSpc="1">
-                          <a:prstTxWarp prst="textNoShape">
-                            <a:avLst/>
-                          </a:prstTxWarp>
-                          <a:noAutofit/>
-                        </wps:bodyPr>
-                      </wps:wsp>
-                    </wpg:grpSp>
-                    <wps:wsp>
-                      <wps:cNvPr id="1980607876" name="Text Box 28"/>
-                      <wps:cNvSpPr txBox="1"/>
-                      <wps:spPr>
-                        <a:xfrm>
-                          <a:off x="257250" y="326308"/>
-                          <a:ext cx="1633293" cy="277643"/>
-                        </a:xfrm>
-                        <a:prstGeom prst="rect">
-                          <a:avLst/>
-                        </a:prstGeom>
-                        <a:noFill/>
-                        <a:ln>
-                          <a:noFill/>
-                        </a:ln>
-                      </wps:spPr>
-                      <wps:txbx>
-                        <w:txbxContent>
-                          <w:p>
-                            <w:pPr>
-                              <w:pStyle w:val="Footer"/>
-                              <w:jc w:val="center"/>
-                              <w:rPr>
-                                <w:rFonts w:ascii="Tahoma" w:hAnsi="Tahoma" w:cs="Tahoma"/>
-                                <w:b/>
-                                <w:bCs/>
-                                <w:sz w:val="20"/>
-                                <w:szCs w:val="20"/>
-                                <w:shd w:val="clear" w:color="auto" w:fill="FFFFFF"/>
-                              </w:rPr>
-                            </w:pPr>
-                            <w:hyperlink r:id="rId1" w:history="1">
-                              <w:r>
-                                <w:rPr>
-                                  <w:rStyle w:val="Hyperlink"/>
-                                  <w:b/>
-                                  <w:bCs/>
-                                </w:rPr>
-                                <w:t>aleiman@edu.gov.qa</w:t>
-                              </w:r>
-                            </w:hyperlink>
-                            <w:r>
-                              <w:rPr>
-                                <w:rFonts w:ascii="Tahoma" w:hAnsi="Tahoma" w:cs="Tahoma"/>
-                                <w:b/>
-                                <w:bCs/>
-                                <w:sz w:val="20"/>
-                                <w:szCs w:val="20"/>
-                                <w:shd w:val="clear" w:color="auto" w:fill="FFFFFF"/>
-                              </w:rPr>
-                              <w:t xml:space="preserve">  </w:t>
-                            </w:r>
-                          </w:p>
-                        </w:txbxContent>
-                      </wps:txbx>
-                      <wps:bodyPr rot="0" spcFirstLastPara="0" vertOverflow="overflow" horzOverflow="overflow" vert="horz" wrap="square" lIns="91440" tIns="45720" rIns="91440" bIns="45720" numCol="1" spcCol="0" rtlCol="0" fromWordArt="0" anchor="t" anchorCtr="0" forceAA="0" compatLnSpc="1">
-                        <a:prstTxWarp prst="textNoShape">
-                          <a:avLst/>
-                        </a:prstTxWarp>
-                        <a:noAutofit/>
-                      </wps:bodyPr>
-                    </wps:wsp>
-                    <pic:pic xmlns:pic="http://schemas.openxmlformats.org/drawingml/2006/picture">
-                      <pic:nvPicPr>
-                        <pic:cNvPr id="26" name="Picture 45"/>
-                        <pic:cNvPicPr>
-                          <a:picLocks noChangeAspect="1"/>
-                        </pic:cNvPicPr>
-                      </pic:nvPicPr>
-                      <pic:blipFill>
-                        <a:blip r:embed="rId2">
-                          <a:extLst>
-                            <a:ext uri="{28A0092B-C50C-407E-A947-70E740481C1C}">
-                              <a14:useLocalDpi xmlns:a14="http://schemas.microsoft.com/office/drawing/2026/main" val="0"/>
-                            </a:ext>
-                          </a:extLst>
-                        </a:blip>
-                        <a:srcRect/>
-                        <a:stretch>
-                          <a:fillRect/>
-                        </a:stretch>
-                      </pic:blipFill>
-                      <pic:spPr bwMode="auto">
-                        <a:xfrm>
-                          <a:off x="75014" y="365469"/>
-                          <a:ext cx="217170" cy="203835"/>
-                        </a:xfrm>
-                        <a:prstGeom prst="rect">
-                          <a:avLst/>
-                        </a:prstGeom>
-                        <a:noFill/>
-                        <a:ln>
-                          <a:noFill/>
-                        </a:ln>
-                      </pic:spPr>
-                    </pic:pic>
-                    <wps:wsp>
-                      <wps:cNvPr id="27" name="Text Box 30"/>
-                      <wps:cNvSpPr txBox="1"/>
-                      <wps:spPr>
-                        <a:xfrm>
-                          <a:off x="5256433" y="326698"/>
-                          <a:ext cx="721773" cy="250481"/>
-                        </a:xfrm>
-                        <a:prstGeom prst="rect">
-                          <a:avLst/>
-                        </a:prstGeom>
-                        <a:noFill/>
-                        <a:ln>
-                          <a:noFill/>
-                        </a:ln>
-                      </wps:spPr>
-                      <wps:txbx>
-                        <w:txbxContent>
-                          <w:p>
-                            <w:pPr>
-                              <w:pStyle w:val="xmsonormal"/>
-                              <w:spacing w:line="225" w:lineRule="atLeast"/>
-                              <w:jc w:val="center"/>
-                              <w:rPr>
-                                <w:b/>
-                                <w:bCs/>
-                              </w:rPr>
-                            </w:pPr>
-                            <w:r>
-                              <w:rPr>
-                                <w:b/>
-                                <w:bCs/>
-                                <w:sz w:val="20"/>
-                                <w:szCs w:val="20"/>
-                              </w:rPr>
-                              <w:t>44049866</w:t>
-                            </w:r>
-                          </w:p>
-                          <w:p>
-                            <w:pPr>
-                              <w:pStyle w:val="Footer"/>
-                              <w:jc w:val="center"/>
-                              <w:rPr>
-                                <w:noProof/>
-                                <w:color w:val="000000" w:themeColor="text1"/>
-                                <w14:shadow w14:blurRad="38100" w14:dist="19050" w14:dir="2700000" w14:sx="100000" w14:sy="100000" w14:kx="0" w14:ky="0" w14:algn="tl">
-                                  <w14:schemeClr w14:val="dk1">
-                                    <w14:alpha w14:val="60000"/>
-                                  </w14:schemeClr>
-                                </w14:shadow>
-                                <w14:textOutline w14:w="0" w14:cap="flat" w14:cmpd="sng" w14:algn="ctr">
-                                  <w14:noFill/>
-                                  <w14:prstDash w14:val="solid"/>
-                                  <w14:round/>
-                                </w14:textOutline>
-                              </w:rPr>
-                            </w:pPr>
-                          </w:p>
-                        </w:txbxContent>
-                      </wps:txbx>
-                      <wps:bodyPr rot="0" spcFirstLastPara="0" vertOverflow="overflow" horzOverflow="overflow" vert="horz" wrap="none" lIns="91440" tIns="45720" rIns="91440" bIns="45720" numCol="1" spcCol="0" rtlCol="0" fromWordArt="0" anchor="t" anchorCtr="0" forceAA="0" compatLnSpc="1">
-                        <a:prstTxWarp prst="textNoShape">
-                          <a:avLst/>
-                        </a:prstTxWarp>
-                        <a:noAutofit/>
-                      </wps:bodyPr>
-                    </wps:wsp>
-                    <pic:pic xmlns:pic="http://schemas.openxmlformats.org/drawingml/2006/picture">
-                      <pic:nvPicPr>
-                        <pic:cNvPr id="28" name="Picture 31"/>
-                        <pic:cNvPicPr>
-                          <a:picLocks noChangeAspect="1"/>
-                        </pic:cNvPicPr>
-                      </pic:nvPicPr>
-                      <pic:blipFill rotWithShape="1">
-                        <a:blip r:embed="rId3">
-                          <a:clrChange>
-                            <a:clrFrom>
-                              <a:srgbClr val="FFFFFF"/>
-                            </a:clrFrom>
-                            <a:clrTo>
-                              <a:srgbClr val="FFFFFF">
-                                <a:alpha val="0"/>
-                              </a:srgbClr>
-                            </a:clrTo>
-                          </a:clrChange>
-                          <a:extLst>
-                            <a:ext uri="{28A0092B-C50C-407E-A947-70E740481C1C}">
-                              <a14:useLocalDpi xmlns:a14="http://schemas.microsoft.com/office/drawing/2026/main" val="0"/>
-                            </a:ext>
-                          </a:extLst>
-                        </a:blip>
-                        <a:srcRect b="18127"/>
-                        <a:stretch/>
-                      </pic:blipFill>
-                      <pic:spPr bwMode="auto">
-                        <a:xfrm>
-                          <a:off x="5068982" y="301915"/>
-                          <a:ext cx="266065" cy="234950"/>
-                        </a:xfrm>
-                        <a:prstGeom prst="rect">
-                          <a:avLst/>
-                        </a:prstGeom>
-                        <a:noFill/>
-                        <a:ln>
-                          <a:noFill/>
-                        </a:ln>
-                        <a:extLst>
-                          <a:ext uri="{53640926-AAD7-44D8-BBD7-CCE9431645EC}">
-                            <a14:shadowObscured xmlns:a14="http://schemas.microsoft.com/office/drawing/2026/main"/>
-                          </a:ext>
-                        </a:extLst>
-                      </pic:spPr>
-                    </pic:pic>
-                  </wpg:wgp>
-                </a:graphicData>
-              </a:graphic>
-              <wp14:sizeRelH relativeFrom="margin">
-                <wp14:pctWidth>0</wp14:pctWidth>
-              </wp14:sizeRelH>
-              <wp14:sizeRelV relativeFrom="margin">
-                <wp14:pctHeight>0</wp14:pctHeight>
-              </wp14:sizeRelV>
-            </wp:anchor>
-          </w:drawing>
-        </mc:Choice>
-        <mc:Fallback>
-          <w:pict>
-            <v:group w14:anchorId="29ED468B" id="Group 548054773" o:spid="_x0000_s1038" style="position:absolute;left:0;text-align:left;margin-left:21.25pt;margin-top:4.45pt;width:809.95pt;height:47.5pt;z-index:251663360;mso-position-horizontal-relative:page;mso-width-relative:margin;mso-height-relative:margin" coordorigin="-23427" coordsize="102298,6039" o:gfxdata="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">
-              <v:group id="Group 2" o:spid="_x0000_s1039" style="position:absolute;left:-23427;width:102297;height:3431" coordorigin="-23427" coordsize="102298,3431" o:gfxdata="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">
-                <v:group id="Group 1" o:spid="_x0000_s1040" style="position:absolute;left:-23427;width:102297;height:3019" coordorigin="-23427" coordsize="102298,3019" o:gfxdata="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">
-                  <v:rect id="Rectangle 32" o:spid="_x0000_s1041" style="position:absolute;left:-22354;width:100722;height:773;rotation:180;flip:x;visibility:visible;mso-wrap-style:square;v-text-anchor:middle" o:gfxdata="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" fillcolor="#7f5f00 [1607]" strokecolor="white [3212]" strokeweight="1.5pt"/>
-                  <v:shapetype id="_x0000_t7" coordsize="21600,21600" o:spt="7" adj="5400" path="m@0,l,21600@1,21600,21600,xe">
-                    <v:stroke joinstyle="miter"/>
-                    <v:formulas>
-                      <v:f eqn="val #0"/>
-                      <v:f eqn="sum width 0 #0"/>
-                      <v:f eqn="prod #0 1 2"/>
-                      <v:f eqn="sum width 0 @2"/>
-                      <v:f eqn="mid #0 width"/>
-                      <v:f eqn="mid @1 0"/>
-                      <v:f eqn="prod height width #0"/>
-                      <v:f eqn="prod @6 1 2"/>
-                      <v:f eqn="sum height 0 @7"/>
-                      <v:f eqn="prod width 1 2"/>
-                      <v:f eqn="sum #0 0 @9"/>
-                      <v:f eqn="if @10 @8 0"/>
-                      <v:f eqn="if @10 @7 height"/>
-                    </v:formulas>
-                    <v:path gradientshapeok="t" o:connecttype="custom" o:connectlocs="@4,0;10800,@11;@3,10800;@5,21600;10800,@12;@2,10800" textboxrect="1800,1800,19800,19800;8100,8100,13500,13500;10800,10800,10800,10800"/>
-                    <v:handles>
-                      <v:h position="#0,topLeft" xrange="0,21600"/>
-                    </v:handles>
-                  </v:shapetype>
-                  <v:shape id="Parallelogram 18" o:spid="_x0000_s1042" type="#_x0000_t7" style="position:absolute;left:-23427;top:773;width:102297;height:2246;visibility:visible;mso-wrap-style:square;v-text-anchor:middle" o:gfxdata="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" adj="119" fillcolor="#86002d" strokecolor="white [3212]" strokeweight="1.5pt"/>
-                  <v:rect id="Rectangle 10" o:spid="_x0000_s1043" style="position:absolute;left:-9152;top:172;width:2457;height:2559;rotation:2886437fd;visibility:visible;mso-wrap-style:square;v-text-anchor:middle" o:gfxdata="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" fillcolor="#7f5f00 [1607]" strokecolor="white [3212]" strokeweight="2.25pt"/>
-                  <v:rect id="Rectangle 10" o:spid="_x0000_s1044" style="position:absolute;left:-8009;top:172;width:2457;height:2559;rotation:2886437fd;visibility:visible;mso-wrap-style:square;v-text-anchor:middle" o:gfxdata="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" fillcolor="#7f5f00 [1607]" strokecolor="white [3212]" strokeweight="2.25pt"/>
-                  <v:rect id="Rectangle 10" o:spid="_x0000_s1045" style="position:absolute;left:62880;top:283;width:2458;height:2559;rotation:2886437fd;visibility:visible;mso-wrap-style:square;v-text-anchor:middle" o:gfxdata="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" fillcolor="#7f5f00 [1607]" strokecolor="white [3212]" strokeweight="2.25pt"/>
-                  <v:rect id="Rectangle 10" o:spid="_x0000_s1046" style="position:absolute;left:64097;top:320;width:2457;height:2559;rotation:2886437fd;visibility:visible;mso-wrap-style:square;v-text-anchor:middle" o:gfxdata="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" fillcolor="#7f5f00 [1607]" strokecolor="white [3212]" strokeweight="2.25pt"/>
-                </v:group>
-                <v:shapetype id="_x0000_t202" coordsize="21600,21600" o:spt="202" path="m,l,21600r21600,l21600,xe">
-                  <v:stroke joinstyle="miter"/>
-                  <v:path gradientshapeok="t" o:connecttype="rect"/>
-                </v:shapetype>
-                <v:shape id="Text Box 35" o:spid="_x0000_s1047" type="#_x0000_t202" style="position:absolute;left:-9234;top:466;width:74398;height:2965;visibility:visible;mso-wrap-style:square;v-text-anchor:top" o:gfxdata="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" filled="f" stroked="f">
-                  <v:textbox>
-                    <w:txbxContent>
-                      <w:p>
-                        <w:pPr>
-                          <w:spacing w:after="0" w:line="240" w:lineRule="auto"/>
-                          <w:jc w:val="center"/>
-                          <w:rPr>
-                            <w:rFonts w:ascii="Sakkal Majalla" w:hAnsi="Sakkal Majalla" w:cs="Sakkal Majalla"/>
-                            <w:b/>
-                            <w:bCs/>
-                            <w:color w:val="FFFFFF" w:themeColor="background1"/>
-                            <w:rtl/>
-                            <w:lang w:bidi="ar-QA"/>
-                            <w14:shadow w14:blurRad="38100" w14:dist="19050" w14:dir="2700000" w14:sx="100000" w14:sy="100000" w14:kx="0" w14:ky="0" w14:algn="tl">
-                              <w14:schemeClr w14:val="dk1">
-                                <w14:alpha w14:val="60000"/>
-                              </w14:schemeClr>
-                            </w14:shadow>
-                            <w14:textOutline w14:w="0" w14:cap="flat" w14:cmpd="sng" w14:algn="ctr">
-                              <w14:noFill/>
-                              <w14:prstDash w14:val="solid"/>
-                              <w14:round/>
-                            </w14:textOutline>
-                          </w:rPr>
-                        </w:pPr>
-                        <w:r>
-                          <w:rPr>
-                            <w:rFonts w:ascii="Sakkal Majalla" w:hAnsi="Sakkal Majalla" w:cs="Sakkal Majalla"/>
-                            <w:b/>
-                            <w:bCs/>
-                            <w:color w:val="FFFFFF" w:themeColor="background1"/>
-                            <w:rtl/>
-                            <w:lang w:bidi="ar-QA"/>
-                            <w14:shadow w14:blurRad="38100" w14:dist="19050" w14:dir="2700000" w14:sx="100000" w14:sy="100000" w14:kx="0" w14:ky="0" w14:algn="tl">
-                              <w14:schemeClr w14:val="dk1">
-                                <w14:alpha w14:val="60000"/>
-                              </w14:schemeClr>
-                            </w14:shadow>
-                            <w14:textOutline w14:w="0" w14:cap="flat" w14:cmpd="sng" w14:algn="ctr">
-                              <w14:noFill/>
-                              <w14:prstDash w14:val="solid"/>
-                              <w14:round/>
-                            </w14:textOutline>
-                          </w:rPr>
-                          <w:t>الرؤية: متعلم ريادي لتنمية مستدامة</w:t>
-                        </w:r>
-                      </w:p>
-                      <w:p>
-                        <w:pPr>
-                          <w:jc w:val="center"/>
-                          <w:rPr>
-                            <w:rFonts w:ascii="Microsoft Uighur" w:hAnsi="Microsoft Uighur" w:cs="Microsoft Uighur"/>
-                            <w:bCs/>
-                            <w:color w:val="FFFFFF" w:themeColor="background1"/>
-                            <w:sz w:val="26"/>
-                            <w:szCs w:val="26"/>
-                            <w:rtl/>
-                            <w:lang w:bidi="ar-QA"/>
-                            <w14:shadow w14:blurRad="38100" w14:dist="19050" w14:dir="2700000" w14:sx="100000" w14:sy="100000" w14:kx="0" w14:ky="0" w14:algn="tl">
-                              <w14:schemeClr w14:val="dk1">
-                                <w14:alpha w14:val="60000"/>
-                              </w14:schemeClr>
-                            </w14:shadow>
-                            <w14:textOutline w14:w="0" w14:cap="flat" w14:cmpd="sng" w14:algn="ctr">
-                              <w14:noFill/>
-                              <w14:prstDash w14:val="solid"/>
-                              <w14:round/>
-                            </w14:textOutline>
-                          </w:rPr>
-                        </w:pPr>
-                      </w:p>
-                    </w:txbxContent>
-                  </v:textbox>
-                </v:shape>
-              </v:group>
-              <v:shape id="Text Box 28" o:spid="_x0000_s1048" type="#_x0000_t202" style="position:absolute;left:2572;top:3263;width:16333;height:2776;visibility:visible;mso-wrap-style:square;v-text-anchor:top" o:gfxdata="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" filled="f" stroked="f">
-                <v:textbox>
-                  <w:txbxContent>
-                    <w:p>
-                      <w:pPr>
-                        <w:pStyle w:val="Footer"/>
-                        <w:jc w:val="center"/>
-                        <w:rPr>
-                          <w:rFonts w:ascii="Tahoma" w:hAnsi="Tahoma" w:cs="Tahoma"/>
-                          <w:b/>
-                          <w:bCs/>
-                          <w:sz w:val="20"/>
-                          <w:szCs w:val="20"/>
-                          <w:shd w:val="clear" w:color="auto" w:fill="FFFFFF"/>
-                        </w:rPr>
-                      </w:pPr>
-                      <w:hyperlink r:id="rId4" w:history="1">
-                        <w:r>
-                          <w:rPr>
-                            <w:rStyle w:val="Hyperlink"/>
-                            <w:b/>
-                            <w:bCs/>
-                          </w:rPr>
-                          <w:t>aleiman@edu.gov.qa</w:t>
-                        </w:r>
-                      </w:hyperlink>
-                      <w:r>
-                        <w:rPr>
-                          <w:rFonts w:ascii="Tahoma" w:hAnsi="Tahoma" w:cs="Tahoma"/>
-                          <w:b/>
-                          <w:bCs/>
-                          <w:sz w:val="20"/>
-                          <w:szCs w:val="20"/>
-                          <w:shd w:val="clear" w:color="auto" w:fill="FFFFFF"/>
-                        </w:rPr>
-                        <w:t xml:space="preserve">  </w:t>
-                      </w:r>
-                    </w:p>
-                  </w:txbxContent>
-                </v:textbox>
-              </v:shape>
-              <v:shapetype id="_x0000_t75" coordsize="21600,21600" o:spt="75" o:preferrelative="t" path="m@4@5l@4@11@9@11@9@5xe" filled="f" stroked="f">
-                <v:stroke joinstyle="miter"/>
-                <v:formulas>
-                  <v:f eqn="if lineDrawn pixelLineWidth 0"/>
-                  <v:f eqn="sum @0 1 0"/>
-                  <v:f eqn="sum 0 0 @1"/>
-                  <v:f eqn="prod @2 1 2"/>
-                  <v:f eqn="prod @3 21600 pixelWidth"/>
-                  <v:f eqn="prod @3 21600 pixelHeight"/>
-                  <v:f eqn="sum @0 0 1"/>
-                  <v:f eqn="prod @6 1 2"/>
-                  <v:f eqn="prod @7 21600 pixelWidth"/>
-                  <v:f eqn="sum @8 21600 0"/>
-                  <v:f eqn="prod @7 21600 pixelHeight"/>
-                  <v:f eqn="sum @10 21600 0"/>
-                </v:formulas>
-                <v:path o:extrusionok="f" gradientshapeok="t" o:connecttype="rect"/>
-                <o:lock v:ext="edit" aspectratio="t"/>
-              </v:shapetype>
-              <v:shape id="Picture 45" o:spid="_x0000_s1049" type="#_x0000_t75" style="position:absolute;left:750;top:3654;width:2171;height:2039;visibility:visible;mso-wrap-style:square" o:gfxdata="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">
-                <v:imagedata r:id="rId5" o:title=""/>
-              </v:shape>
-              <v:shape id="Text Box 30" o:spid="_x0000_s1050" type="#_x0000_t202" style="position:absolute;left:52564;top:3266;width:7218;height:2505;visibility:visible;mso-wrap-style:none;v-text-anchor:top" o:gfxdata="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" filled="f" stroked="f">
-                <v:textbox>
-                  <w:txbxContent>
-                    <w:p>
-                      <w:pPr>
-                        <w:pStyle w:val="xmsonormal"/>
-                        <w:spacing w:line="225" w:lineRule="atLeast"/>
-                        <w:jc w:val="center"/>
-                        <w:rPr>
-                          <w:b/>
-                          <w:bCs/>
-                        </w:rPr>
-                      </w:pPr>
-                      <w:r>
-                        <w:rPr>
-                          <w:b/>
-                          <w:bCs/>
-                          <w:sz w:val="20"/>
-                          <w:szCs w:val="20"/>
-                        </w:rPr>
-                        <w:t>44049866</w:t>
-                      </w:r>
-                    </w:p>
-                    <w:p>
-                      <w:pPr>
-                        <w:pStyle w:val="Footer"/>
-                        <w:jc w:val="center"/>
-                        <w:rPr>
-                          <w:noProof/>
-                          <w:color w:val="000000" w:themeColor="text1"/>
-                          <w14:shadow w14:blurRad="38100" w14:dist="19050" w14:dir="2700000" w14:sx="100000" w14:sy="100000" w14:kx="0" w14:ky="0" w14:algn="tl">
-                            <w14:schemeClr w14:val="dk1">
-                              <w14:alpha w14:val="60000"/>
-                            </w14:schemeClr>
-                          </w14:shadow>
-                          <w14:textOutline w14:w="0" w14:cap="flat" w14:cmpd="sng" w14:algn="ctr">
-                            <w14:noFill/>
-                            <w14:prstDash w14:val="solid"/>
-                            <w14:round/>
-                          </w14:textOutline>
-                        </w:rPr>
-                      </w:pPr>
-                    </w:p>
-                  </w:txbxContent>
-                </v:textbox>
-              </v:shape>
-              <v:shape id="Picture 31" o:spid="_x0000_s1051" type="#_x0000_t75" style="position:absolute;left:50689;top:3019;width:2661;height:2349;visibility:visible;mso-wrap-style:square" o:gfxdata="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">
-                <v:imagedata r:id="rId6" o:title="" cropbottom="11880f" chromakey="white"/>
-              </v:shape>
-              <w10:wrap anchorx="page"/>
-            </v:group>
-          </w:pict>
-        </mc:Fallback>
-      </mc:AlternateContent>
-    </w:r>
-  </w:p>
-  <w:p>
-    <w:pPr>
-      <w:pStyle w:val="Footer"/>
-    </w:pPr>
-  </w:p>
+<w:ftr xmlns:wpc="http://schemas.microsoft.com/office/word/2010/wordprocessingCanvas" xmlns:cx="http://schemas.microsoft.com/office/drawing/2014/chartex" xmlns:cx1="http://schemas.microsoft.com/office/drawing/2015/9/8/chartex" xmlns:cx2="http://schemas.microsoft.com/office/drawing/2015/10/21/chartex" xmlns:cx3="http://schemas.microsoft.com/office/drawing/2016/5/9/chartex" xmlns:cx4="http://schemas.microsoft.com/office/drawing/2016/5/10/chartex" xmlns:cx5="http://schemas.microsoft.com/office/drawing/2016/5/11/chartex" xmlns:cx6="http://schemas.microsoft.com/office/drawing/2016/5/12/chartex" xmlns:cx7="http://schemas.microsoft.com/office/drawing/2016/5/13/chartex" xmlns:cx8="http://schemas.microsoft.com/office/drawing/2016/5/14/chartex" xmlns:mc="http://schemas.openxmlformats.org/markup-compatibility/2006" xmlns:m="http://schemas.openxmlformats.org/officeDocument/2006/math" xmlns:aink="http://schemas.microsoft.com/office/drawing/2016/ink" xmlns:am3d="http://schemas.microsoft.com/office/drawing/2017/model3d" xmlns:oel="http://schemas.microsoft.com/office/2019/extlst" xmlns:r="http://schemas.openxmlformats.org/officeDocument/2006/relationships" xmlns:wp14="http://schemas.microsoft.com/office/word/2010/wordprocessingDrawing" xmlns:wp="http://schemas.openxmlformats.org/drawingml/2006/wordprocessingDrawing" xmlns:wpg="http://schemas.microsoft.com/office/word/2010/wordprocessingGroup" xmlns:wpi="http://schemas.microsoft.com/office/word/2010/wordprocessingInk" xmlns:wps="http://schemas.microsoft.com/office/word/2010/wordprocessingShape" xmlns:o="urn:schemas-microsoft-com:office:office" xmlns:v="urn:schemas-microsoft-com:vml" xmlns:w10="urn:schemas-microsoft-com:office:word" xmlns:w="http://schemas.openxmlformats.org/wordprocessingml/2006/main" xmlns:w14="http://schemas.microsoft.com/office/word/2010/wordml" xmlns:w15="http://schemas.microsoft.com/office/word/2012/wordml" xmlns:w16cex="http://schemas.microsoft.com/office/word/2018/wordml/cex" xmlns:w16cid="http://schemas.microsoft.com/office/word/2016/wordml/cid" xmlns:w16="http://schemas.microsoft.com/office/word/2018/wordml" xmlns:w16sdtdh="http://schemas.microsoft.com/office/word/2020/wordml/sdtdatahash" xmlns:w16sdtfl="http://schemas.microsoft.com/office/word/2024/wordml/sdtformatlock" xmlns:w16se="http://schemas.microsoft.com/office/word/2015/wordml/symex" xmlns:w16du="http://schemas.microsoft.com/office/word/2023/wordml/word16du" xmlns:wne="http://schemas.microsoft.com/office/word/2006/wordml" mc:Ignorable="w14 w15 w16se w16cid w16 w16cex w16sdtdh w16sdtfl w16du wp14">
+  <w:tbl>
+    <w:tblPr>
+      <w:tblW w:w="11290" w:type="dxa"/>
+      <w:tblInd w:w="-958" w:type="dxa"/>
+      <w:tblBorders>
+        <w:top w:val="none" w:sz="0" w:space="0" w:color="FFFFFF"/>
+        <w:left w:val="none" w:sz="0" w:space="0" w:color="FFFFFF"/>
+        <w:bottom w:val="none" w:sz="0" w:space="0" w:color="FFFFFF"/>
+        <w:right w:val="none" w:sz="0" w:space="0" w:color="FFFFFF"/>
+        <w:insideH w:val="none" w:sz="0" w:space="0" w:color="FFFFFF"/>
+        <w:insideV w:val="none" w:sz="0" w:space="0" w:color="FFFFFF"/>
+      </w:tblBorders>
+      <w:tblLayout w:type="fixed"/>
+      <w:tblCellMar>
+        <w:left w:w="10" w:type="dxa"/>
+        <w:right w:w="10" w:type="dxa"/>
+      </w:tblCellMar>
+      <w:tblLook w:val="04A0" w:firstRow="1" w:lastRow="0" w:firstColumn="1" w:lastColumn="0" w:noHBand="0" w:noVBand="1"/>
+    </w:tblPr>
+    <w:tblGrid>
+      <w:gridCol w:w="11290"/>
+    </w:tblGrid>
+    <w:tr>
+      <w:trPr>
+        <w:trHeight w:val="43"/>
+      </w:trPr>
+      <w:tc>
+        <w:tcPr>
+          <w:tcW w:w="11290" w:type="dxa"/>
+          <w:tcBorders>
+            <w:top w:val="none" w:sz="0" w:space="0" w:color="FFFFFF"/>
+            <w:left w:val="none" w:sz="0" w:space="0" w:color="FFFFFF"/>
+            <w:bottom w:val="none" w:sz="0" w:space="0" w:color="FFFFFF"/>
+            <w:right w:val="none" w:sz="0" w:space="0" w:color="FFFFFF"/>
+          </w:tcBorders>
+          <w:tcMar>
+            <w:top w:w="50" w:type="dxa"/>
+            <w:left w:w="0" w:type="dxa"/>
+            <w:bottom w:w="0" w:type="dxa"/>
+            <w:right w:w="0" w:type="dxa"/>
+          </w:tcMar>
+          <w:vAlign w:val="center"/>
+        </w:tcPr>
+        <w:p>
+          <w:pPr>
+            <w:spacing w:line="180" w:lineRule="exact"/>
+            <w:jc w:val="right"/>
+          </w:pPr>
+          <w:r>
+            <w:rPr>
+              <w:color w:val="4A4A4A"/>
+              <w:sz w:val="21"/>
+              <w:szCs w:val="21"/>
+            </w:rPr>
+            <w:t xml:space="preserve">Page </w:t>
+          </w:r>
+          <w:r>
+            <w:rPr>
+              <w:b/>
+              <w:bCs/>
+              <w:color w:val="C9A227"/>
+              <w:sz w:val="22"/>
+              <w:szCs w:val="22"/>
+            </w:rPr>
+            <w:fldChar w:fldCharType="begin"/>
+          </w:r>
+          <w:r>
+            <w:rPr>
+              <w:b/>
+              <w:bCs/>
+              <w:color w:val="C9A227"/>
+              <w:sz w:val="22"/>
+              <w:szCs w:val="22"/>
+            </w:rPr>
+            <w:instrText>PAGE</w:instrText>
+          </w:r>
+          <w:r>
+            <w:rPr>
+              <w:b/>
+              <w:bCs/>
+              <w:color w:val="C9A227"/>
+              <w:sz w:val="22"/>
+              <w:szCs w:val="22"/>
+            </w:rPr>
+            <w:fldChar w:fldCharType="separate"/>
+          </w:r>
+          <w:r>
+            <w:rPr>
+              <w:b/>
+              <w:bCs/>
+              <w:noProof/>
+              <w:color w:val="C9A227"/>
+              <w:sz w:val="22"/>
+              <w:szCs w:val="22"/>
+            </w:rPr>
+            <w:t>1</w:t>
+          </w:r>
+          <w:r>
+            <w:rPr>
+              <w:b/>
+              <w:bCs/>
+              <w:color w:val="C9A227"/>
+              <w:sz w:val="22"/>
+              <w:szCs w:val="22"/>
+            </w:rPr>
+            <w:fldChar w:fldCharType="end"/>
+          </w:r>
+          <w:r>
+            <w:rPr>
+              <w:color w:val="4A4A4A"/>
+              <w:sz w:val="21"/>
+              <w:szCs w:val="21"/>
+            </w:rPr>
+            <w:t xml:space="preserve"> / </w:t>
+          </w:r>
+          <w:r>
+            <w:rPr>
+              <w:b/>
+              <w:bCs/>
+              <w:color w:val="C9A227"/>
+              <w:sz w:val="22"/>
+              <w:szCs w:val="22"/>
+            </w:rPr>
+            <w:fldChar w:fldCharType="begin"/>
+          </w:r>
+          <w:r>
+            <w:rPr>
+              <w:b/>
+              <w:bCs/>
+              <w:color w:val="C9A227"/>
+              <w:sz w:val="22"/>
+              <w:szCs w:val="22"/>
+            </w:rPr>
+            <w:instrText>NUMPAGES</w:instrText>
+          </w:r>
+          <w:r>
+            <w:rPr>
+              <w:b/>
+              <w:bCs/>
+              <w:color w:val="C9A227"/>
+              <w:sz w:val="22"/>
+              <w:szCs w:val="22"/>
+            </w:rPr>
+            <w:fldChar w:fldCharType="separate"/>
+          </w:r>
+          <w:r>
+            <w:rPr>
+              <w:b/>
+              <w:bCs/>
+              <w:noProof/>
+              <w:color w:val="C9A227"/>
+              <w:sz w:val="22"/>
+              <w:szCs w:val="22"/>
+            </w:rPr>
+            <w:t>1</w:t>
+          </w:r>
+          <w:r>
+            <w:rPr>
+              <w:b/>
+              <w:bCs/>
+              <w:color w:val="C9A227"/>
+              <w:sz w:val="22"/>
+              <w:szCs w:val="22"/>
+            </w:rPr>
+            <w:fldChar w:fldCharType="end"/>
+          </w:r>
+        </w:p>
+      </w:tc>
+    </w:tr>
+  </w:tbl>
 </w:ftr>
 </file>
 
@@ -8770,800 +8050,290 @@
 </file>
 
 <file path=word/header1.xml><?xml version="1.0" encoding="utf-8"?>
-<w:hdr xmlns:wpc="http://schemas.microsoft.com/office/word/2026/wordprocessingCanvas" xmlns:cx="http://schemas.microsoft.com/office/drawing/2026/chartex" xmlns:cx1="http://schemas.microsoft.com/office/drawing/2026/9/8/chartex" xmlns:cx2="http://schemas.microsoft.com/office/drawing/2026/10/21/chartex" xmlns:cx3="http://schemas.microsoft.com/office/drawing/2026/5/9/chartex" xmlns:cx4="http://schemas.microsoft.com/office/drawing/2026/5/10/chartex" xmlns:cx5="http://schemas.microsoft.com/office/drawing/2026/5/11/chartex" xmlns:cx6="http://schemas.microsoft.com/office/drawing/2026/5/12/chartex" xmlns:cx7="http://schemas.microsoft.com/office/drawing/2026/5/13/chartex" xmlns:cx8="http://schemas.microsoft.com/office/drawing/2026/5/14/chartex" xmlns:mc="http://schemas.openxmlformats.org/markup-compatibility/2006" xmlns:aink="http://schemas.microsoft.com/office/drawing/2026/ink" xmlns:am3d="http://schemas.microsoft.com/office/drawing/2026/model3d" xmlns:o="urn:schemas-microsoft-com:office:office" xmlns:oel="http://schemas.microsoft.com/office/2026/extlst" xmlns:r="http://schemas.openxmlformats.org/officeDocument/2006/relationships" xmlns:m="http://schemas.openxmlformats.org/officeDocument/2006/math" xmlns:v="urn:schemas-microsoft-com:vml" xmlns:wp14="http://schemas.microsoft.com/office/word/2026/wordprocessingDrawing" xmlns:wp="http://schemas.openxmlformats.org/drawingml/2006/wordprocessingDrawing" xmlns:w10="urn:schemas-microsoft-com:office:word" xmlns:w="http://schemas.openxmlformats.org/wordprocessingml/2006/main" xmlns:w14="http://schemas.microsoft.com/office/word/2026/wordml" xmlns:w15="http://schemas.microsoft.com/office/word/2026/wordml" xmlns:w16cex="http://schemas.microsoft.com/office/word/2026/wordml/cex" xmlns:w16cid="http://schemas.microsoft.com/office/word/2026/wordml/cid" xmlns:w16="http://schemas.microsoft.com/office/word/2026/wordml" xmlns:w16du="http://schemas.microsoft.com/office/word/2026/wordml/word16du" xmlns:w16sdtdh="http://schemas.microsoft.com/office/word/2026/wordml/sdtdatahash" xmlns:w16sdtfl="http://schemas.microsoft.com/office/word/2026/wordml/sdtformatlock" xmlns:w16se="http://schemas.microsoft.com/office/word/2026/wordml/symex" xmlns:wpg="http://schemas.microsoft.com/office/word/2026/wordprocessingGroup" xmlns:wpi="http://schemas.microsoft.com/office/word/2026/wordprocessingInk" xmlns:wne="http://schemas.microsoft.com/office/word/2006/wordml" xmlns:wps="http://schemas.microsoft.com/office/word/2026/wordprocessingShape" mc:Ignorable="w14 w15 w16se w16cid w16 w16cex w16sdtdh w16sdtfl w16du wp14">
+<w:hdr xmlns:wpc="http://schemas.microsoft.com/office/word/2010/wordprocessingCanvas" xmlns:cx="http://schemas.microsoft.com/office/drawing/2014/chartex" xmlns:cx1="http://schemas.microsoft.com/office/drawing/2015/9/8/chartex" xmlns:cx2="http://schemas.microsoft.com/office/drawing/2015/10/21/chartex" xmlns:cx3="http://schemas.microsoft.com/office/drawing/2016/5/9/chartex" xmlns:cx4="http://schemas.microsoft.com/office/drawing/2016/5/10/chartex" xmlns:cx5="http://schemas.microsoft.com/office/drawing/2016/5/11/chartex" xmlns:cx6="http://schemas.microsoft.com/office/drawing/2016/5/12/chartex" xmlns:cx7="http://schemas.microsoft.com/office/drawing/2016/5/13/chartex" xmlns:cx8="http://schemas.microsoft.com/office/drawing/2016/5/14/chartex" xmlns:mc="http://schemas.openxmlformats.org/markup-compatibility/2006" xmlns:m="http://schemas.openxmlformats.org/officeDocument/2006/math" xmlns:aink="http://schemas.microsoft.com/office/drawing/2016/ink" xmlns:am3d="http://schemas.microsoft.com/office/drawing/2017/model3d" xmlns:oel="http://schemas.microsoft.com/office/2019/extlst" xmlns:r="http://schemas.openxmlformats.org/officeDocument/2006/relationships" xmlns:wp14="http://schemas.microsoft.com/office/word/2010/wordprocessingDrawing" xmlns:wp="http://schemas.openxmlformats.org/drawingml/2006/wordprocessingDrawing" xmlns:wpg="http://schemas.microsoft.com/office/word/2010/wordprocessingGroup" xmlns:wpi="http://schemas.microsoft.com/office/word/2010/wordprocessingInk" xmlns:wps="http://schemas.microsoft.com/office/word/2010/wordprocessingShape" xmlns:o="urn:schemas-microsoft-com:office:office" xmlns:v="urn:schemas-microsoft-com:vml" xmlns:w10="urn:schemas-microsoft-com:office:word" xmlns:w="http://schemas.openxmlformats.org/wordprocessingml/2006/main" xmlns:w14="http://schemas.microsoft.com/office/word/2010/wordml" xmlns:w15="http://schemas.microsoft.com/office/word/2012/wordml" xmlns:w16cex="http://schemas.microsoft.com/office/word/2018/wordml/cex" xmlns:w16cid="http://schemas.microsoft.com/office/word/2016/wordml/cid" xmlns:w16="http://schemas.microsoft.com/office/word/2018/wordml" xmlns:w16sdtdh="http://schemas.microsoft.com/office/word/2020/wordml/sdtdatahash" xmlns:w16sdtfl="http://schemas.microsoft.com/office/word/2024/wordml/sdtformatlock" xmlns:w16se="http://schemas.microsoft.com/office/word/2015/wordml/symex" xmlns:w16du="http://schemas.microsoft.com/office/word/2023/wordml/word16du" xmlns:wne="http://schemas.microsoft.com/office/word/2006/wordml" mc:Ignorable="w14 w15 w16se w16cid w16 w16cex w16sdtdh w16sdtfl w16du wp14">
   <w:p>
     <w:pPr>
-      <w:pStyle w:val="Header"/>
+      <w:spacing w:line="20" w:lineRule="exact"/>
     </w:pPr>
     <w:r>
       <w:rPr>
         <w:noProof/>
-      </w:rPr>
-      <mc:AlternateContent>
-        <mc:Choice Requires="wpg">
-          <w:drawing>
-            <wp:anchor distT="0" distB="0" distL="114300" distR="114300" simplePos="0" relativeHeight="251665408" behindDoc="0" locked="0" layoutInCell="1" allowOverlap="1" wp14:anchorId="40D336EB" wp14:editId="6230CA12">
-              <wp:simplePos x="0" y="0"/>
-              <wp:positionH relativeFrom="margin">
-                <wp:posOffset>-681355</wp:posOffset>
-              </wp:positionH>
-              <wp:positionV relativeFrom="paragraph">
-                <wp:posOffset>-354330</wp:posOffset>
-              </wp:positionV>
-              <wp:extent cx="11515407" cy="773432"/>
-              <wp:effectExtent l="0" t="0" r="10160" b="7620"/>
-              <wp:wrapNone/>
-              <wp:docPr id="431774905" name="Group 431774905"/>
-              <wp:cNvGraphicFramePr/>
-              <a:graphic xmlns:a="http://schemas.openxmlformats.org/drawingml/2006/main">
-                <a:graphicData uri="http://schemas.microsoft.com/office/word/2026/wordprocessingGroup">
-                  <wpg:wgp>
-                    <wpg:cNvGrpSpPr/>
-                    <wpg:grpSpPr>
-                      <a:xfrm>
-                        <a:off x="0" y="0"/>
-                        <a:ext cx="11515407" cy="773432"/>
-                        <a:chOff x="0" y="-26672"/>
-                        <a:chExt cx="11503004" cy="773432"/>
-                      </a:xfrm>
-                    </wpg:grpSpPr>
-                    <wps:wsp>
-                      <wps:cNvPr id="1966669273" name="Rectangle 1"/>
-                      <wps:cNvSpPr/>
-                      <wps:spPr>
-                        <a:xfrm>
-                          <a:off x="7068164" y="302342"/>
-                          <a:ext cx="4434840" cy="137160"/>
-                        </a:xfrm>
-                        <a:prstGeom prst="rect">
-                          <a:avLst/>
-                        </a:prstGeom>
-                        <a:solidFill>
-                          <a:srgbClr val="002060"/>
-                        </a:solidFill>
-                        <a:ln w="12700" cap="flat" cmpd="sng" algn="ctr">
-                          <a:solidFill>
-                            <a:sysClr val="window" lastClr="FFFFFF"/>
-                          </a:solidFill>
-                          <a:prstDash val="solid"/>
-                          <a:miter lim="800000"/>
-                        </a:ln>
-                        <a:effectLst/>
-                      </wps:spPr>
-                      <wps:bodyPr rot="0" spcFirstLastPara="0" vertOverflow="overflow" horzOverflow="overflow" vert="horz" wrap="square" lIns="91440" tIns="45720" rIns="91440" bIns="45720" numCol="1" spcCol="0" rtlCol="0" fromWordArt="0" anchor="ctr" anchorCtr="0" forceAA="0" compatLnSpc="1">
-                        <a:prstTxWarp prst="textNoShape">
-                          <a:avLst/>
-                        </a:prstTxWarp>
-                        <a:noAutofit/>
-                      </wps:bodyPr>
-                    </wps:wsp>
-                    <wps:wsp>
-                      <wps:cNvPr id="2054894848" name="Rectangle 1"/>
-                      <wps:cNvSpPr/>
-                      <wps:spPr>
-                        <a:xfrm>
-                          <a:off x="0" y="302342"/>
-                          <a:ext cx="4434840" cy="137160"/>
-                        </a:xfrm>
-                        <a:prstGeom prst="rect">
-                          <a:avLst/>
-                        </a:prstGeom>
-                        <a:solidFill>
-                          <a:srgbClr val="002060"/>
-                        </a:solidFill>
-                        <a:ln w="12700" cap="flat" cmpd="sng" algn="ctr">
-                          <a:solidFill>
-                            <a:sysClr val="window" lastClr="FFFFFF"/>
-                          </a:solidFill>
-                          <a:prstDash val="solid"/>
-                          <a:miter lim="800000"/>
-                        </a:ln>
-                        <a:effectLst/>
-                      </wps:spPr>
-                      <wps:bodyPr rot="0" spcFirstLastPara="0" vertOverflow="overflow" horzOverflow="overflow" vert="horz" wrap="square" lIns="91440" tIns="45720" rIns="91440" bIns="45720" numCol="1" spcCol="0" rtlCol="0" fromWordArt="0" anchor="ctr" anchorCtr="0" forceAA="0" compatLnSpc="1">
-                        <a:prstTxWarp prst="textNoShape">
-                          <a:avLst/>
-                        </a:prstTxWarp>
-                        <a:noAutofit/>
-                      </wps:bodyPr>
-                    </wps:wsp>
-                    <wps:wsp>
-                      <wps:cNvPr id="4" name="Text Box 33"/>
-                      <wps:cNvSpPr txBox="1"/>
-                      <wps:spPr>
-                        <a:xfrm>
-                          <a:off x="653107" y="-26672"/>
-                          <a:ext cx="3215487" cy="342096"/>
-                        </a:xfrm>
-                        <a:prstGeom prst="rect">
-                          <a:avLst/>
-                        </a:prstGeom>
-                        <a:noFill/>
-                        <a:ln>
-                          <a:noFill/>
-                        </a:ln>
-                      </wps:spPr>
-                      <wps:txbx>
-                        <w:txbxContent>
-                          <w:p>
-                            <w:pPr>
-                              <w:pStyle w:val="Header"/>
-                              <w:jc w:val="center"/>
-                              <w:rPr>
-                                <w:rFonts w:ascii="Microsoft Uighur" w:hAnsi="Microsoft Uighur" w:cs="Microsoft Uighur"/>
-                                <w:b/>
-                                <w:bCs/>
-                                <w:noProof/>
-                                <w:color w:val="000000" w:themeColor="text1"/>
-                                <w:sz w:val="26"/>
-                                <w:szCs w:val="26"/>
-                                <w:lang w:bidi="ar-QA"/>
-                                <w14:shadow w14:blurRad="38100" w14:dist="19050" w14:dir="2700000" w14:sx="100000" w14:sy="100000" w14:kx="0" w14:ky="0" w14:algn="tl">
-                                  <w14:schemeClr w14:val="dk1">
-                                    <w14:alpha w14:val="60000"/>
-                                  </w14:schemeClr>
-                                </w14:shadow>
-                                <w14:textOutline w14:w="0" w14:cap="flat" w14:cmpd="sng" w14:algn="ctr">
-                                  <w14:noFill/>
-                                  <w14:prstDash w14:val="solid"/>
-                                  <w14:round/>
-                                </w14:textOutline>
-                              </w:rPr>
-                            </w:pPr>
-                            <w:r>
-                              <w:rPr>
-                                <w:rFonts w:ascii="Microsoft Uighur" w:hAnsi="Microsoft Uighur" w:cs="Microsoft Uighur"/>
-                                <w:b/>
-                                <w:bCs/>
-                                <w:noProof/>
-                                <w:color w:val="000000" w:themeColor="text1"/>
-                                <w:sz w:val="26"/>
-                                <w:szCs w:val="26"/>
-                                <w:lang w:bidi="ar-QA"/>
-                                <w14:shadow w14:blurRad="38100" w14:dist="19050" w14:dir="2700000" w14:sx="100000" w14:sy="100000" w14:kx="0" w14:ky="0" w14:algn="tl">
-                                  <w14:schemeClr w14:val="dk1">
-                                    <w14:alpha w14:val="60000"/>
-                                  </w14:schemeClr>
-                                </w14:shadow>
-                                <w14:textOutline w14:w="0" w14:cap="flat" w14:cmpd="sng" w14:algn="ctr">
-                                  <w14:noFill/>
-                                  <w14:prstDash w14:val="solid"/>
-                                  <w14:round/>
-                                </w14:textOutline>
-                              </w:rPr>
-                              <w:t>AlEiman Girls Secondary</w:t>
-                            </w:r>
-                            <w:r>
-                              <w:rPr>
-                                <w:rFonts w:ascii="Microsoft Uighur" w:hAnsi="Microsoft Uighur" w:cs="Microsoft Uighur" w:hint="cs"/>
-                                <w:b/>
-                                <w:bCs/>
-                                <w:noProof/>
-                                <w:color w:val="000000" w:themeColor="text1"/>
-                                <w:sz w:val="26"/>
-                                <w:szCs w:val="26"/>
-                                <w:rtl/>
-                                <w:lang w:bidi="ar-QA"/>
-                                <w14:shadow w14:blurRad="38100" w14:dist="19050" w14:dir="2700000" w14:sx="100000" w14:sy="100000" w14:kx="0" w14:ky="0" w14:algn="tl">
-                                  <w14:schemeClr w14:val="dk1">
-                                    <w14:alpha w14:val="60000"/>
-                                  </w14:schemeClr>
-                                </w14:shadow>
-                                <w14:textOutline w14:w="0" w14:cap="flat" w14:cmpd="sng" w14:algn="ctr">
-                                  <w14:noFill/>
-                                  <w14:prstDash w14:val="solid"/>
-                                  <w14:round/>
-                                </w14:textOutline>
-                              </w:rPr>
-                              <w:t xml:space="preserve"> </w:t>
-                            </w:r>
-                            <w:r>
-                              <w:rPr>
-                                <w:rFonts w:ascii="Microsoft Uighur" w:hAnsi="Microsoft Uighur" w:cs="Microsoft Uighur"/>
-                                <w:b/>
-                                <w:bCs/>
-                                <w:noProof/>
-                                <w:color w:val="000000" w:themeColor="text1"/>
-                                <w:sz w:val="26"/>
-                                <w:szCs w:val="26"/>
-                                <w:lang w:bidi="ar-QA"/>
-                                <w14:shadow w14:blurRad="38100" w14:dist="19050" w14:dir="2700000" w14:sx="100000" w14:sy="100000" w14:kx="0" w14:ky="0" w14:algn="tl">
-                                  <w14:schemeClr w14:val="dk1">
-                                    <w14:alpha w14:val="60000"/>
-                                  </w14:schemeClr>
-                                </w14:shadow>
-                                <w14:textOutline w14:w="0" w14:cap="flat" w14:cmpd="sng" w14:algn="ctr">
-                                  <w14:noFill/>
-                                  <w14:prstDash w14:val="solid"/>
-                                  <w14:round/>
-                                </w14:textOutline>
-                              </w:rPr>
-                              <w:t>school for girls</w:t>
-                            </w:r>
-                          </w:p>
-                        </w:txbxContent>
-                      </wps:txbx>
-                      <wps:bodyPr rot="0" spcFirstLastPara="0" vertOverflow="overflow" horzOverflow="overflow" vert="horz" wrap="square" lIns="91440" tIns="45720" rIns="91440" bIns="45720" numCol="1" spcCol="0" rtlCol="0" fromWordArt="0" anchor="t" anchorCtr="0" forceAA="0" compatLnSpc="1">
-                        <a:prstTxWarp prst="textNoShape">
-                          <a:avLst/>
-                        </a:prstTxWarp>
-                        <a:noAutofit/>
-                      </wps:bodyPr>
-                    </wps:wsp>
-                    <wps:wsp>
-                      <wps:cNvPr id="12" name="Text Box 1"/>
-                      <wps:cNvSpPr txBox="1"/>
-                      <wps:spPr>
-                        <a:xfrm>
-                          <a:off x="658816" y="342900"/>
-                          <a:ext cx="3214370" cy="403860"/>
-                        </a:xfrm>
-                        <a:prstGeom prst="rect">
-                          <a:avLst/>
-                        </a:prstGeom>
-                        <a:noFill/>
-                        <a:ln>
-                          <a:noFill/>
-                        </a:ln>
-                      </wps:spPr>
-                      <wps:txbx>
-                        <w:txbxContent>
-                          <w:p>
-                            <w:pPr>
-                              <w:pStyle w:val="Header"/>
-                              <w:jc w:val="center"/>
-                              <w:rPr>
-                                <w:rFonts w:ascii="Sakkal Majalla" w:hAnsi="Sakkal Majalla" w:cs="Sakkal Majalla"/>
-                                <w:b/>
-                                <w:bCs/>
-                                <w:noProof/>
-                                <w:sz w:val="36"/>
-                                <w:szCs w:val="36"/>
-                                <w:lang w:bidi="ar-QA"/>
-                                <w14:shadow w14:blurRad="38100" w14:dist="19050" w14:dir="2700000" w14:sx="100000" w14:sy="100000" w14:kx="0" w14:ky="0" w14:algn="tl">
-                                  <w14:schemeClr w14:val="dk1">
-                                    <w14:alpha w14:val="60000"/>
-                                  </w14:schemeClr>
-                                </w14:shadow>
-                                <w14:textOutline w14:w="0" w14:cap="flat" w14:cmpd="sng" w14:algn="ctr">
-                                  <w14:noFill/>
-                                  <w14:prstDash w14:val="solid"/>
-                                  <w14:round/>
-                                </w14:textOutline>
-                              </w:rPr>
-                            </w:pPr>
-                            <w:r>
-                              <w:rPr>
-                                <w:rFonts w:ascii="Sakkal Majalla" w:hAnsi="Sakkal Majalla" w:cs="Sakkal Majalla"/>
-                                <w:b/>
-                                <w:bCs/>
-                                <w:noProof/>
-                                <w:sz w:val="36"/>
-                                <w:szCs w:val="36"/>
-                                <w:rtl/>
-                                <w:lang w:bidi="ar-QA"/>
-                                <w14:shadow w14:blurRad="38100" w14:dist="19050" w14:dir="2700000" w14:sx="100000" w14:sy="100000" w14:kx="0" w14:ky="0" w14:algn="tl">
-                                  <w14:schemeClr w14:val="dk1">
-                                    <w14:alpha w14:val="60000"/>
-                                  </w14:schemeClr>
-                                </w14:shadow>
-                                <w14:textOutline w14:w="0" w14:cap="flat" w14:cmpd="sng" w14:algn="ctr">
-                                  <w14:noFill/>
-                                  <w14:prstDash w14:val="solid"/>
-                                  <w14:round/>
-                                </w14:textOutline>
-                              </w:rPr>
-                              <w:t>مدرسة الإيمان الثانوية  للبنات</w:t>
-                            </w:r>
-                          </w:p>
-                        </w:txbxContent>
-                      </wps:txbx>
-                      <wps:bodyPr rot="0" spcFirstLastPara="0" vertOverflow="overflow" horzOverflow="overflow" vert="horz" wrap="square" lIns="91440" tIns="45720" rIns="91440" bIns="45720" numCol="1" spcCol="0" rtlCol="0" fromWordArt="0" anchor="t" anchorCtr="0" forceAA="0" compatLnSpc="1">
-                        <a:prstTxWarp prst="textNoShape">
-                          <a:avLst/>
-                        </a:prstTxWarp>
-                        <a:noAutofit/>
-                      </wps:bodyPr>
-                    </wps:wsp>
-                    <pic:pic xmlns:pic="http://schemas.openxmlformats.org/drawingml/2006/picture">
-                      <pic:nvPicPr>
-                        <pic:cNvPr id="1275321305" name="Picture 1275321305"/>
-                        <pic:cNvPicPr>
-                          <a:picLocks noChangeAspect="1"/>
-                        </pic:cNvPicPr>
-                      </pic:nvPicPr>
-                      <pic:blipFill>
-                        <a:blip r:embed="rId1">
-                          <a:extLst>
-                            <a:ext uri="{28A0092B-C50C-407E-A947-70E740481C1C}">
-                              <a14:useLocalDpi xmlns:a14="http://schemas.microsoft.com/office/drawing/2026/main" val="0"/>
-                            </a:ext>
-                          </a:extLst>
-                        </a:blip>
-                        <a:srcRect/>
-                        <a:stretch>
-                          <a:fillRect/>
-                        </a:stretch>
-                      </pic:blipFill>
-                      <pic:spPr bwMode="auto">
-                        <a:xfrm>
-                          <a:off x="4656667" y="48409"/>
-                          <a:ext cx="2250621" cy="494356"/>
-                        </a:xfrm>
-                        <a:prstGeom prst="rect">
-                          <a:avLst/>
-                        </a:prstGeom>
-                        <a:noFill/>
-                        <a:ln>
-                          <a:noFill/>
-                        </a:ln>
-                      </pic:spPr>
-                    </pic:pic>
-                    <wps:wsp>
-                      <wps:cNvPr id="1620818834" name="Rectangle 1"/>
-                      <wps:cNvSpPr/>
-                      <wps:spPr>
-                        <a:xfrm>
-                          <a:off x="7034604" y="217168"/>
-                          <a:ext cx="4434840" cy="159652"/>
-                        </a:xfrm>
-                        <a:prstGeom prst="rect">
-                          <a:avLst/>
-                        </a:prstGeom>
-                        <a:solidFill>
-                          <a:srgbClr val="86002D"/>
-                        </a:solidFill>
-                        <a:ln>
-                          <a:solidFill>
-                            <a:schemeClr val="bg1"/>
-                          </a:solidFill>
-                        </a:ln>
-                      </wps:spPr>
-                      <wps:style>
-                        <a:lnRef idx="2">
-                          <a:schemeClr val="accent1">
-                            <a:shade val="50000"/>
-                          </a:schemeClr>
-                        </a:lnRef>
-                        <a:fillRef idx="1">
-                          <a:schemeClr val="accent1"/>
-                        </a:fillRef>
-                        <a:effectRef idx="0">
-                          <a:schemeClr val="accent1"/>
-                        </a:effectRef>
-                        <a:fontRef idx="minor">
-                          <a:schemeClr val="lt1"/>
-                        </a:fontRef>
-                      </wps:style>
-                      <wps:bodyPr rot="0" spcFirstLastPara="0" vertOverflow="overflow" horzOverflow="overflow" vert="horz" wrap="square" lIns="91440" tIns="45720" rIns="91440" bIns="45720" numCol="1" spcCol="0" rtlCol="0" fromWordArt="0" anchor="ctr" anchorCtr="0" forceAA="0" compatLnSpc="1">
-                        <a:prstTxWarp prst="textNoShape">
-                          <a:avLst/>
-                        </a:prstTxWarp>
-                        <a:noAutofit/>
-                      </wps:bodyPr>
-                    </wps:wsp>
-                    <wps:wsp>
-                      <wps:cNvPr id="730988415" name="Rectangle 1"/>
-                      <wps:cNvSpPr/>
-                      <wps:spPr>
-                        <a:xfrm>
-                          <a:off x="84798" y="196850"/>
-                          <a:ext cx="4434840" cy="176284"/>
-                        </a:xfrm>
-                        <a:prstGeom prst="rect">
-                          <a:avLst/>
-                        </a:prstGeom>
-                        <a:solidFill>
-                          <a:srgbClr val="86002D"/>
-                        </a:solidFill>
-                        <a:ln w="12700" cap="flat" cmpd="sng" algn="ctr">
-                          <a:solidFill>
-                            <a:sysClr val="window" lastClr="FFFFFF"/>
-                          </a:solidFill>
-                          <a:prstDash val="solid"/>
-                          <a:miter lim="800000"/>
-                        </a:ln>
-                        <a:effectLst/>
-                      </wps:spPr>
-                      <wps:bodyPr rot="0" spcFirstLastPara="0" vertOverflow="overflow" horzOverflow="overflow" vert="horz" wrap="square" lIns="91440" tIns="45720" rIns="91440" bIns="45720" numCol="1" spcCol="0" rtlCol="0" fromWordArt="0" anchor="ctr" anchorCtr="0" forceAA="0" compatLnSpc="1">
-                        <a:prstTxWarp prst="textNoShape">
-                          <a:avLst/>
-                        </a:prstTxWarp>
-                        <a:noAutofit/>
-                      </wps:bodyPr>
-                    </wps:wsp>
-                    <wps:wsp>
-                      <wps:cNvPr id="227100413" name="Rectangle 10"/>
-                      <wps:cNvSpPr/>
-                      <wps:spPr>
-                        <a:xfrm rot="2642612">
-                          <a:off x="4216809" y="182751"/>
-                          <a:ext cx="246065" cy="256064"/>
-                        </a:xfrm>
-                        <a:prstGeom prst="rect">
-                          <a:avLst/>
-                        </a:prstGeom>
-                        <a:solidFill>
-                          <a:srgbClr val="C09200"/>
-                        </a:solidFill>
-                        <a:ln w="28575">
-                          <a:solidFill>
-                            <a:schemeClr val="bg1"/>
-                          </a:solidFill>
-                        </a:ln>
-                      </wps:spPr>
-                      <wps:style>
-                        <a:lnRef idx="2">
-                          <a:schemeClr val="accent1">
-                            <a:shade val="50000"/>
-                          </a:schemeClr>
-                        </a:lnRef>
-                        <a:fillRef idx="1">
-                          <a:schemeClr val="accent1"/>
-                        </a:fillRef>
-                        <a:effectRef idx="0">
-                          <a:schemeClr val="accent1"/>
-                        </a:effectRef>
-                        <a:fontRef idx="minor">
-                          <a:schemeClr val="lt1"/>
-                        </a:fontRef>
-                      </wps:style>
-                      <wps:bodyPr rot="0" spcFirstLastPara="0" vertOverflow="overflow" horzOverflow="overflow" vert="horz" wrap="square" lIns="91440" tIns="45720" rIns="91440" bIns="45720" numCol="1" spcCol="0" rtlCol="0" fromWordArt="0" anchor="ctr" anchorCtr="0" forceAA="0" compatLnSpc="1">
-                        <a:prstTxWarp prst="textNoShape">
-                          <a:avLst/>
-                        </a:prstTxWarp>
-                        <a:noAutofit/>
-                      </wps:bodyPr>
-                    </wps:wsp>
-                    <wps:wsp>
-                      <wps:cNvPr id="116389132" name="Rectangle 10"/>
-                      <wps:cNvSpPr/>
-                      <wps:spPr>
-                        <a:xfrm rot="2642612">
-                          <a:off x="7041125" y="192854"/>
-                          <a:ext cx="246065" cy="256064"/>
-                        </a:xfrm>
-                        <a:prstGeom prst="rect">
-                          <a:avLst/>
-                        </a:prstGeom>
-                        <a:solidFill>
-                          <a:srgbClr val="C09200"/>
-                        </a:solidFill>
-                        <a:ln w="28575">
-                          <a:solidFill>
-                            <a:schemeClr val="bg1"/>
-                          </a:solidFill>
-                        </a:ln>
-                      </wps:spPr>
-                      <wps:style>
-                        <a:lnRef idx="2">
-                          <a:schemeClr val="accent1">
-                            <a:shade val="50000"/>
-                          </a:schemeClr>
-                        </a:lnRef>
-                        <a:fillRef idx="1">
-                          <a:schemeClr val="accent1"/>
-                        </a:fillRef>
-                        <a:effectRef idx="0">
-                          <a:schemeClr val="accent1"/>
-                        </a:effectRef>
-                        <a:fontRef idx="minor">
-                          <a:schemeClr val="lt1"/>
-                        </a:fontRef>
-                      </wps:style>
-                      <wps:bodyPr rot="0" spcFirstLastPara="0" vertOverflow="overflow" horzOverflow="overflow" vert="horz" wrap="square" lIns="91440" tIns="45720" rIns="91440" bIns="45720" numCol="1" spcCol="0" rtlCol="0" fromWordArt="0" anchor="ctr" anchorCtr="0" forceAA="0" compatLnSpc="1">
-                        <a:prstTxWarp prst="textNoShape">
-                          <a:avLst/>
-                        </a:prstTxWarp>
-                        <a:noAutofit/>
-                      </wps:bodyPr>
-                    </wps:wsp>
-                    <wps:wsp>
-                      <wps:cNvPr id="1005819412" name="Rectangle 10"/>
-                      <wps:cNvSpPr/>
-                      <wps:spPr>
-                        <a:xfrm rot="2642612">
-                          <a:off x="6956322" y="196541"/>
-                          <a:ext cx="246065" cy="256064"/>
-                        </a:xfrm>
-                        <a:prstGeom prst="rect">
-                          <a:avLst/>
-                        </a:prstGeom>
-                        <a:solidFill>
-                          <a:schemeClr val="accent4">
-                            <a:lumMod val="50000"/>
-                          </a:schemeClr>
-                        </a:solidFill>
-                        <a:ln w="28575">
-                          <a:solidFill>
-                            <a:schemeClr val="bg1"/>
-                          </a:solidFill>
-                        </a:ln>
-                      </wps:spPr>
-                      <wps:style>
-                        <a:lnRef idx="2">
-                          <a:schemeClr val="accent1">
-                            <a:shade val="50000"/>
-                          </a:schemeClr>
-                        </a:lnRef>
-                        <a:fillRef idx="1">
-                          <a:schemeClr val="accent1"/>
-                        </a:fillRef>
-                        <a:effectRef idx="0">
-                          <a:schemeClr val="accent1"/>
-                        </a:effectRef>
-                        <a:fontRef idx="minor">
-                          <a:schemeClr val="lt1"/>
-                        </a:fontRef>
-                      </wps:style>
-                      <wps:bodyPr rot="0" spcFirstLastPara="0" vertOverflow="overflow" horzOverflow="overflow" vert="horz" wrap="square" lIns="91440" tIns="45720" rIns="91440" bIns="45720" numCol="1" spcCol="0" rtlCol="0" fromWordArt="0" anchor="ctr" anchorCtr="0" forceAA="0" compatLnSpc="1">
-                        <a:prstTxWarp prst="textNoShape">
-                          <a:avLst/>
-                        </a:prstTxWarp>
-                        <a:noAutofit/>
-                      </wps:bodyPr>
-                    </wps:wsp>
-                    <wps:wsp>
-                      <wps:cNvPr id="783443198" name="Rectangle 10"/>
-                      <wps:cNvSpPr/>
-                      <wps:spPr>
-                        <a:xfrm rot="2642612">
-                          <a:off x="4307691" y="178518"/>
-                          <a:ext cx="246065" cy="256064"/>
-                        </a:xfrm>
-                        <a:prstGeom prst="rect">
-                          <a:avLst/>
-                        </a:prstGeom>
-                        <a:solidFill>
-                          <a:schemeClr val="accent4">
-                            <a:lumMod val="50000"/>
-                          </a:schemeClr>
-                        </a:solidFill>
-                        <a:ln w="28575">
-                          <a:solidFill>
-                            <a:schemeClr val="bg1"/>
-                          </a:solidFill>
-                        </a:ln>
-                      </wps:spPr>
-                      <wps:style>
-                        <a:lnRef idx="2">
-                          <a:schemeClr val="accent1">
-                            <a:shade val="50000"/>
-                          </a:schemeClr>
-                        </a:lnRef>
-                        <a:fillRef idx="1">
-                          <a:schemeClr val="accent1"/>
-                        </a:fillRef>
-                        <a:effectRef idx="0">
-                          <a:schemeClr val="accent1"/>
-                        </a:effectRef>
-                        <a:fontRef idx="minor">
-                          <a:schemeClr val="lt1"/>
-                        </a:fontRef>
-                      </wps:style>
-                      <wps:bodyPr rot="0" spcFirstLastPara="0" vertOverflow="overflow" horzOverflow="overflow" vert="horz" wrap="square" lIns="91440" tIns="45720" rIns="91440" bIns="45720" numCol="1" spcCol="0" rtlCol="0" fromWordArt="0" anchor="ctr" anchorCtr="0" forceAA="0" compatLnSpc="1">
-                        <a:prstTxWarp prst="textNoShape">
-                          <a:avLst/>
-                        </a:prstTxWarp>
-                        <a:noAutofit/>
-                      </wps:bodyPr>
-                    </wps:wsp>
-                  </wpg:wgp>
-                </a:graphicData>
-              </a:graphic>
-              <wp14:sizeRelH relativeFrom="margin">
-                <wp14:pctWidth>0</wp14:pctWidth>
-              </wp14:sizeRelH>
-              <wp14:sizeRelV relativeFrom="margin">
-                <wp14:pctHeight>0</wp14:pctHeight>
-              </wp14:sizeRelV>
-            </wp:anchor>
-          </w:drawing>
-        </mc:Choice>
-        <mc:Fallback>
-          <w:pict>
-            <v:group w14:anchorId="40D336EB" id="Group 431774905" o:spid="_x0000_s1026" style="position:absolute;left:0;text-align:left;margin-left:-53.65pt;margin-top:-27.9pt;width:906.7pt;height:60.9pt;z-index:251665408;mso-position-horizontal-relative:margin;mso-width-relative:margin;mso-height-relative:margin" coordorigin=",-266" coordsize="115030,7734" o:gfxdata="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">
-              <v:rect id="Rectangle 1" o:spid="_x0000_s1027" style="position:absolute;left:70681;top:3023;width:44349;height:1372;visibility:visible;mso-wrap-style:square;v-text-anchor:middle" o:gfxdata="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" fillcolor="#002060" strokecolor="window" strokeweight="1pt"/>
-              <v:rect id="Rectangle 1" o:spid="_x0000_s1028" style="position:absolute;top:3023;width:44348;height:1372;visibility:visible;mso-wrap-style:square;v-text-anchor:middle" o:gfxdata="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" fillcolor="#002060" strokecolor="window" strokeweight="1pt"/>
-              <v:shapetype id="_x0000_t202" coordsize="21600,21600" o:spt="202" path="m,l,21600r21600,l21600,xe">
-                <v:stroke joinstyle="miter"/>
-                <v:path gradientshapeok="t" o:connecttype="rect"/>
-              </v:shapetype>
-              <v:shape id="Text Box 33" o:spid="_x0000_s1029" type="#_x0000_t202" style="position:absolute;left:6531;top:-266;width:32154;height:3420;visibility:visible;mso-wrap-style:square;v-text-anchor:top" o:gfxdata="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" filled="f" stroked="f">
-                <v:textbox>
-                  <w:txbxContent>
-                    <w:p>
-                      <w:pPr>
-                        <w:pStyle w:val="Header"/>
-                        <w:jc w:val="center"/>
-                        <w:rPr>
-                          <w:rFonts w:ascii="Microsoft Uighur" w:hAnsi="Microsoft Uighur" w:cs="Microsoft Uighur"/>
-                          <w:b/>
-                          <w:bCs/>
-                          <w:noProof/>
-                          <w:color w:val="000000" w:themeColor="text1"/>
-                          <w:sz w:val="26"/>
-                          <w:szCs w:val="26"/>
-                          <w:lang w:bidi="ar-QA"/>
-                          <w14:shadow w14:blurRad="38100" w14:dist="19050" w14:dir="2700000" w14:sx="100000" w14:sy="100000" w14:kx="0" w14:ky="0" w14:algn="tl">
-                            <w14:schemeClr w14:val="dk1">
-                              <w14:alpha w14:val="60000"/>
-                            </w14:schemeClr>
-                          </w14:shadow>
-                          <w14:textOutline w14:w="0" w14:cap="flat" w14:cmpd="sng" w14:algn="ctr">
-                            <w14:noFill/>
-                            <w14:prstDash w14:val="solid"/>
-                            <w14:round/>
-                          </w14:textOutline>
-                        </w:rPr>
-                      </w:pPr>
-                      <w:r>
-                        <w:rPr>
-                          <w:rFonts w:ascii="Microsoft Uighur" w:hAnsi="Microsoft Uighur" w:cs="Microsoft Uighur"/>
-                          <w:b/>
-                          <w:bCs/>
-                          <w:noProof/>
-                          <w:color w:val="000000" w:themeColor="text1"/>
-                          <w:sz w:val="26"/>
-                          <w:szCs w:val="26"/>
-                          <w:lang w:bidi="ar-QA"/>
-                          <w14:shadow w14:blurRad="38100" w14:dist="19050" w14:dir="2700000" w14:sx="100000" w14:sy="100000" w14:kx="0" w14:ky="0" w14:algn="tl">
-                            <w14:schemeClr w14:val="dk1">
-                              <w14:alpha w14:val="60000"/>
-                            </w14:schemeClr>
-                          </w14:shadow>
-                          <w14:textOutline w14:w="0" w14:cap="flat" w14:cmpd="sng" w14:algn="ctr">
-                            <w14:noFill/>
-                            <w14:prstDash w14:val="solid"/>
-                            <w14:round/>
-                          </w14:textOutline>
-                        </w:rPr>
-                        <w:t>AlEiman Girls Secondary</w:t>
-                      </w:r>
-                      <w:r>
-                        <w:rPr>
-                          <w:rFonts w:ascii="Microsoft Uighur" w:hAnsi="Microsoft Uighur" w:cs="Microsoft Uighur" w:hint="cs"/>
-                          <w:b/>
-                          <w:bCs/>
-                          <w:noProof/>
-                          <w:color w:val="000000" w:themeColor="text1"/>
-                          <w:sz w:val="26"/>
-                          <w:szCs w:val="26"/>
-                          <w:rtl/>
-                          <w:lang w:bidi="ar-QA"/>
-                          <w14:shadow w14:blurRad="38100" w14:dist="19050" w14:dir="2700000" w14:sx="100000" w14:sy="100000" w14:kx="0" w14:ky="0" w14:algn="tl">
-                            <w14:schemeClr w14:val="dk1">
-                              <w14:alpha w14:val="60000"/>
-                            </w14:schemeClr>
-                          </w14:shadow>
-                          <w14:textOutline w14:w="0" w14:cap="flat" w14:cmpd="sng" w14:algn="ctr">
-                            <w14:noFill/>
-                            <w14:prstDash w14:val="solid"/>
-                            <w14:round/>
-                          </w14:textOutline>
-                        </w:rPr>
-                        <w:t xml:space="preserve"> </w:t>
-                      </w:r>
-                      <w:r>
-                        <w:rPr>
-                          <w:rFonts w:ascii="Microsoft Uighur" w:hAnsi="Microsoft Uighur" w:cs="Microsoft Uighur"/>
-                          <w:b/>
-                          <w:bCs/>
-                          <w:noProof/>
-                          <w:color w:val="000000" w:themeColor="text1"/>
-                          <w:sz w:val="26"/>
-                          <w:szCs w:val="26"/>
-                          <w:lang w:bidi="ar-QA"/>
-                          <w14:shadow w14:blurRad="38100" w14:dist="19050" w14:dir="2700000" w14:sx="100000" w14:sy="100000" w14:kx="0" w14:ky="0" w14:algn="tl">
-                            <w14:schemeClr w14:val="dk1">
-                              <w14:alpha w14:val="60000"/>
-                            </w14:schemeClr>
-                          </w14:shadow>
-                          <w14:textOutline w14:w="0" w14:cap="flat" w14:cmpd="sng" w14:algn="ctr">
-                            <w14:noFill/>
-                            <w14:prstDash w14:val="solid"/>
-                            <w14:round/>
-                          </w14:textOutline>
-                        </w:rPr>
-                        <w:t>school for girls</w:t>
-                      </w:r>
-                    </w:p>
-                  </w:txbxContent>
-                </v:textbox>
-              </v:shape>
-              <v:shape id="Text Box 1" o:spid="_x0000_s1030" type="#_x0000_t202" style="position:absolute;left:6588;top:3429;width:32143;height:4038;visibility:visible;mso-wrap-style:square;v-text-anchor:top" o:gfxdata="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" filled="f" stroked="f">
-                <v:textbox>
-                  <w:txbxContent>
-                    <w:p>
-                      <w:pPr>
-                        <w:pStyle w:val="Header"/>
-                        <w:jc w:val="center"/>
-                        <w:rPr>
-                          <w:rFonts w:ascii="Sakkal Majalla" w:hAnsi="Sakkal Majalla" w:cs="Sakkal Majalla"/>
-                          <w:b/>
-                          <w:bCs/>
-                          <w:noProof/>
-                          <w:sz w:val="36"/>
-                          <w:szCs w:val="36"/>
-                          <w:lang w:bidi="ar-QA"/>
-                          <w14:shadow w14:blurRad="38100" w14:dist="19050" w14:dir="2700000" w14:sx="100000" w14:sy="100000" w14:kx="0" w14:ky="0" w14:algn="tl">
-                            <w14:schemeClr w14:val="dk1">
-                              <w14:alpha w14:val="60000"/>
-                            </w14:schemeClr>
-                          </w14:shadow>
-                          <w14:textOutline w14:w="0" w14:cap="flat" w14:cmpd="sng" w14:algn="ctr">
-                            <w14:noFill/>
-                            <w14:prstDash w14:val="solid"/>
-                            <w14:round/>
-                          </w14:textOutline>
-                        </w:rPr>
-                      </w:pPr>
-                      <w:r>
-                        <w:rPr>
-                          <w:rFonts w:ascii="Sakkal Majalla" w:hAnsi="Sakkal Majalla" w:cs="Sakkal Majalla"/>
-                          <w:b/>
-                          <w:bCs/>
-                          <w:noProof/>
-                          <w:sz w:val="36"/>
-                          <w:szCs w:val="36"/>
-                          <w:rtl/>
-                          <w:lang w:bidi="ar-QA"/>
-                          <w14:shadow w14:blurRad="38100" w14:dist="19050" w14:dir="2700000" w14:sx="100000" w14:sy="100000" w14:kx="0" w14:ky="0" w14:algn="tl">
-                            <w14:schemeClr w14:val="dk1">
-                              <w14:alpha w14:val="60000"/>
-                            </w14:schemeClr>
-                          </w14:shadow>
-                          <w14:textOutline w14:w="0" w14:cap="flat" w14:cmpd="sng" w14:algn="ctr">
-                            <w14:noFill/>
-                            <w14:prstDash w14:val="solid"/>
-                            <w14:round/>
-                          </w14:textOutline>
-                        </w:rPr>
-                        <w:t>مدرسة الإيمان الثانوية  للبنات</w:t>
-                      </w:r>
-                    </w:p>
-                  </w:txbxContent>
-                </v:textbox>
-              </v:shape>
-              <v:shapetype id="_x0000_t75" coordsize="21600,21600" o:spt="75" o:preferrelative="t" path="m@4@5l@4@11@9@11@9@5xe" filled="f" stroked="f">
-                <v:stroke joinstyle="miter"/>
-                <v:formulas>
-                  <v:f eqn="if lineDrawn pixelLineWidth 0"/>
-                  <v:f eqn="sum @0 1 0"/>
-                  <v:f eqn="sum 0 0 @1"/>
-                  <v:f eqn="prod @2 1 2"/>
-                  <v:f eqn="prod @3 21600 pixelWidth"/>
-                  <v:f eqn="prod @3 21600 pixelHeight"/>
-                  <v:f eqn="sum @0 0 1"/>
-                  <v:f eqn="prod @6 1 2"/>
-                  <v:f eqn="prod @7 21600 pixelWidth"/>
-                  <v:f eqn="sum @8 21600 0"/>
-                  <v:f eqn="prod @7 21600 pixelHeight"/>
-                  <v:f eqn="sum @10 21600 0"/>
-                </v:formulas>
-                <v:path o:extrusionok="f" gradientshapeok="t" o:connecttype="rect"/>
-                <o:lock v:ext="edit" aspectratio="t"/>
-              </v:shapetype>
-              <v:shape id="Picture 1275321305" o:spid="_x0000_s1031" type="#_x0000_t75" style="position:absolute;left:46566;top:484;width:22506;height:4943;visibility:visible;mso-wrap-style:square" o:gfxdata="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">
-                <v:imagedata r:id="rId2" o:title=""/>
-              </v:shape>
-              <v:rect id="Rectangle 1" o:spid="_x0000_s1032" style="position:absolute;left:70346;top:2171;width:44348;height:1597;visibility:visible;mso-wrap-style:square;v-text-anchor:middle" o:gfxdata="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" fillcolor="#86002d" strokecolor="white [3212]" strokeweight="1pt"/>
-              <v:rect id="Rectangle 1" o:spid="_x0000_s1033" style="position:absolute;left:847;top:1968;width:44349;height:1763;visibility:visible;mso-wrap-style:square;v-text-anchor:middle" o:gfxdata="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" fillcolor="#86002d" strokecolor="window" strokeweight="1pt"/>
-              <v:rect id="Rectangle 10" o:spid="_x0000_s1034" style="position:absolute;left:42168;top:1827;width:2460;height:2561;rotation:2886437fd;visibility:visible;mso-wrap-style:square;v-text-anchor:middle" o:gfxdata="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" fillcolor="#c09200" strokecolor="white [3212]" strokeweight="2.25pt"/>
-              <v:rect id="Rectangle 10" o:spid="_x0000_s1035" style="position:absolute;left:70411;top:1928;width:2460;height:2561;rotation:2886437fd;visibility:visible;mso-wrap-style:square;v-text-anchor:middle" o:gfxdata="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" fillcolor="#c09200" strokecolor="white [3212]" strokeweight="2.25pt"/>
-              <v:rect id="Rectangle 10" o:spid="_x0000_s1036" style="position:absolute;left:69563;top:1965;width:2460;height:2561;rotation:2886437fd;visibility:visible;mso-wrap-style:square;v-text-anchor:middle" o:gfxdata="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" fillcolor="#7f5f00 [1607]" strokecolor="white [3212]" strokeweight="2.25pt"/>
-              <v:rect id="Rectangle 10" o:spid="_x0000_s1037" style="position:absolute;left:43076;top:1785;width:2461;height:2560;rotation:2886437fd;visibility:visible;mso-wrap-style:square;v-text-anchor:middle" o:gfxdata="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" fillcolor="#7f5f00 [1607]" strokecolor="white [3212]" strokeweight="2.25pt"/>
-              <w10:wrap anchorx="margin"/>
-            </v:group>
-          </w:pict>
-        </mc:Fallback>
-      </mc:AlternateContent>
+        <w:color w:val="4A4A4A"/>
+        <w:sz w:val="21"/>
+        <w:szCs w:val="21"/>
+      </w:rPr>
+      <w:drawing>
+        <wp:anchor distT="0" distB="0" distL="114300" distR="114300" simplePos="0" relativeHeight="251664384" behindDoc="0" locked="0" layoutInCell="1" allowOverlap="1" wp14:anchorId="61A31DC6" wp14:editId="77F15018">
+          <wp:simplePos x="0" y="0"/>
+          <wp:positionH relativeFrom="margin">
+            <wp:align>center</wp:align>
+          </wp:positionH>
+          <wp:positionV relativeFrom="paragraph">
+            <wp:posOffset>-320040</wp:posOffset>
+          </wp:positionV>
+          <wp:extent cx="7484745" cy="1027944"/>
+          <wp:effectExtent l="0" t="0" r="1905" b="1270"/>
+          <wp:wrapNone/>
+          <wp:docPr id="2109887863" name="Picture 5"/>
+          <wp:cNvGraphicFramePr>
+            <a:graphicFrameLocks xmlns:a="http://schemas.openxmlformats.org/drawingml/2006/main" noChangeAspect="1"/>
+          </wp:cNvGraphicFramePr>
+          <a:graphic xmlns:a="http://schemas.openxmlformats.org/drawingml/2006/main">
+            <a:graphicData uri="http://schemas.openxmlformats.org/drawingml/2006/picture">
+              <pic:pic xmlns:pic="http://schemas.openxmlformats.org/drawingml/2006/picture">
+                <pic:nvPicPr>
+                  <pic:cNvPr id="2109887863" name="Picture 2109887863"/>
+                  <pic:cNvPicPr/>
+                </pic:nvPicPr>
+                <pic:blipFill rotWithShape="1">
+                  <a:blip r:embed="rId1">
+                    <a:extLst>
+                      <a:ext uri="{28A0092B-C50C-407E-A947-70E740481C1C}">
+                        <a14:useLocalDpi xmlns:a14="http://schemas.microsoft.com/office/drawing/2010/main" val="0"/>
+                      </a:ext>
+                    </a:extLst>
+                  </a:blip>
+                  <a:srcRect t="28807" b="29991"/>
+                  <a:stretch>
+                    <a:fillRect/>
+                  </a:stretch>
+                </pic:blipFill>
+                <pic:spPr bwMode="auto">
+                  <a:xfrm>
+                    <a:off x="0" y="0"/>
+                    <a:ext cx="7484745" cy="1027944"/>
+                  </a:xfrm>
+                  <a:prstGeom prst="rect">
+                    <a:avLst/>
+                  </a:prstGeom>
+                  <a:ln>
+                    <a:noFill/>
+                  </a:ln>
+                  <a:extLst>
+                    <a:ext uri="{53640926-AAD7-44D8-BBD7-CCE9431645EC}">
+                      <a14:shadowObscured xmlns:a14="http://schemas.microsoft.com/office/drawing/2010/main"/>
+                    </a:ext>
+                  </a:extLst>
+                </pic:spPr>
+              </pic:pic>
+            </a:graphicData>
+          </a:graphic>
+          <wp14:sizeRelH relativeFrom="page">
+            <wp14:pctWidth>0</wp14:pctWidth>
+          </wp14:sizeRelH>
+          <wp14:sizeRelV relativeFrom="page">
+            <wp14:pctHeight>0</wp14:pctHeight>
+          </wp14:sizeRelV>
+        </wp:anchor>
+      </w:drawing>
+    </w:r>
+    <w:r>
+      <w:fldChar w:fldCharType="begin"/>
+    </w:r>
+    <w:r>
+      <w:instrText xml:space="preserve"> INCLUDEPICTURE "/Users/nourhanzaher/Library/Group Containers/UBF8T346G9.ms/WebArchiveCopyPasteTempFiles/com.microsoft.Word/content?id=file_00000000a67481f49058f5fa4e454a5d&amp;ts=496582&amp;p=fs&amp;cid=1&amp;sig=466adf85f7fce46285143d4ee52a64a2236ea6ab7728988da25bd4ead4b6ab29&amp;v=0" \* MERGEFORMATINET </w:instrText>
+    </w:r>
+    <w:r>
+      <w:fldChar w:fldCharType="separate"/>
+    </w:r>
+    <w:r>
+      <w:rPr>
+        <w:noProof/>
+      </w:rPr>
+      <w:drawing>
+        <wp:inline distT="0" distB="0" distL="0" distR="0" wp14:anchorId="32584B3A" wp14:editId="4FF4D2F4">
+          <wp:extent cx="5943600" cy="1980565"/>
+          <wp:effectExtent l="0" t="0" r="0" b="635"/>
+          <wp:docPr id="1918869755" name="Picture 3" descr="Qatar School Bilingual Header Banner"/>
+          <wp:cNvGraphicFramePr>
+            <a:graphicFrameLocks xmlns:a="http://schemas.openxmlformats.org/drawingml/2006/main" noChangeAspect="1"/>
+          </wp:cNvGraphicFramePr>
+          <a:graphic xmlns:a="http://schemas.openxmlformats.org/drawingml/2006/main">
+            <a:graphicData uri="http://schemas.openxmlformats.org/drawingml/2006/picture">
+              <pic:pic xmlns:pic="http://schemas.openxmlformats.org/drawingml/2006/picture">
+                <pic:nvPicPr>
+                  <pic:cNvPr id="0" name="Picture 5" descr="Qatar School Bilingual Header Banner"/>
+                  <pic:cNvPicPr>
+                    <a:picLocks noChangeAspect="1" noChangeArrowheads="1"/>
+                  </pic:cNvPicPr>
+                </pic:nvPicPr>
+                <pic:blipFill>
+                  <a:blip r:embed="rId1">
+                    <a:extLst>
+                      <a:ext uri="{28A0092B-C50C-407E-A947-70E740481C1C}">
+                        <a14:useLocalDpi xmlns:a14="http://schemas.microsoft.com/office/drawing/2010/main" val="0"/>
+                      </a:ext>
+                    </a:extLst>
+                  </a:blip>
+                  <a:srcRect/>
+                  <a:stretch>
+                    <a:fillRect/>
+                  </a:stretch>
+                </pic:blipFill>
+                <pic:spPr bwMode="auto">
+                  <a:xfrm>
+                    <a:off x="0" y="0"/>
+                    <a:ext cx="5943600" cy="1980565"/>
+                  </a:xfrm>
+                  <a:prstGeom prst="rect">
+                    <a:avLst/>
+                  </a:prstGeom>
+                  <a:noFill/>
+                  <a:ln>
+                    <a:noFill/>
+                  </a:ln>
+                </pic:spPr>
+              </pic:pic>
+            </a:graphicData>
+          </a:graphic>
+        </wp:inline>
+      </w:drawing>
+    </w:r>
+    <w:r>
+      <w:fldChar w:fldCharType="end"/>
     </w:r>
   </w:p>
   <w:p>
     <w:pPr>
-      <w:pStyle w:val="Header"/>
+      <w:spacing w:before="60" w:line="40" w:lineRule="exact"/>
     </w:pPr>
+    <w:r>
+      <w:rPr>
+        <w:noProof/>
+        <w:color w:val="4A4A4A"/>
+        <w:sz w:val="21"/>
+        <w:szCs w:val="21"/>
+      </w:rPr>
+      <w:drawing>
+        <wp:anchor distT="0" distB="0" distL="114300" distR="114300" simplePos="0" relativeHeight="251663360" behindDoc="1" locked="0" layoutInCell="1" allowOverlap="1" wp14:anchorId="671CE6D1" wp14:editId="56E42AA5">
+          <wp:simplePos x="0" y="0"/>
+          <wp:positionH relativeFrom="column">
+            <wp:posOffset>-520741</wp:posOffset>
+          </wp:positionH>
+          <wp:positionV relativeFrom="paragraph">
+            <wp:posOffset>8743725</wp:posOffset>
+          </wp:positionV>
+          <wp:extent cx="6880162" cy="731066"/>
+          <wp:effectExtent l="0" t="0" r="3810" b="5715"/>
+          <wp:wrapNone/>
+          <wp:docPr id="896384328" name="Picture 2"/>
+          <wp:cNvGraphicFramePr>
+            <a:graphicFrameLocks xmlns:a="http://schemas.openxmlformats.org/drawingml/2006/main" noChangeAspect="1"/>
+          </wp:cNvGraphicFramePr>
+          <a:graphic xmlns:a="http://schemas.openxmlformats.org/drawingml/2006/main">
+            <a:graphicData uri="http://schemas.openxmlformats.org/drawingml/2006/picture">
+              <pic:pic xmlns:pic="http://schemas.openxmlformats.org/drawingml/2006/picture">
+                <pic:nvPicPr>
+                  <pic:cNvPr id="896384328" name="Picture 896384328"/>
+                  <pic:cNvPicPr/>
+                </pic:nvPicPr>
+                <pic:blipFill rotWithShape="1">
+                  <a:blip r:embed="rId2">
+                    <a:extLst>
+                      <a:ext uri="{28A0092B-C50C-407E-A947-70E740481C1C}">
+                        <a14:useLocalDpi xmlns:a14="http://schemas.microsoft.com/office/drawing/2010/main" val="0"/>
+                      </a:ext>
+                    </a:extLst>
+                  </a:blip>
+                  <a:srcRect t="43378" b="25044"/>
+                  <a:stretch>
+                    <a:fillRect/>
+                  </a:stretch>
+                </pic:blipFill>
+                <pic:spPr bwMode="auto">
+                  <a:xfrm>
+                    <a:off x="0" y="0"/>
+                    <a:ext cx="6880162" cy="731066"/>
+                  </a:xfrm>
+                  <a:prstGeom prst="rect">
+                    <a:avLst/>
+                  </a:prstGeom>
+                  <a:ln>
+                    <a:noFill/>
+                  </a:ln>
+                  <a:extLst>
+                    <a:ext uri="{53640926-AAD7-44D8-BBD7-CCE9431645EC}">
+                      <a14:shadowObscured xmlns:a14="http://schemas.microsoft.com/office/drawing/2010/main"/>
+                    </a:ext>
+                  </a:extLst>
+                </pic:spPr>
+              </pic:pic>
+            </a:graphicData>
+          </a:graphic>
+          <wp14:sizeRelH relativeFrom="page">
+            <wp14:pctWidth>0</wp14:pctWidth>
+          </wp14:sizeRelH>
+          <wp14:sizeRelV relativeFrom="page">
+            <wp14:pctHeight>0</wp14:pctHeight>
+          </wp14:sizeRelV>
+        </wp:anchor>
+      </w:drawing>
+    </w:r>
+    <w:r>
+      <w:fldChar w:fldCharType="begin"/>
+    </w:r>
+    <w:r>
+      <w:instrText xml:space="preserve"> INCLUDEPICTURE "/Users/nourhanzaher/Library/Group Containers/UBF8T346G9.ms/WebArchiveCopyPasteTempFiles/com.microsoft.Word/content?id=file_00000000a67481f49058f5fa4e454a5d&amp;ts=496582&amp;p=fs&amp;cid=1&amp;sig=466adf85f7fce46285143d4ee52a64a2236ea6ab7728988da25bd4ead4b6ab29&amp;v=0" \* MERGEFORMATINET </w:instrText>
+    </w:r>
+    <w:r>
+      <w:fldChar w:fldCharType="separate"/>
+    </w:r>
+    <w:r>
+      <w:rPr>
+        <w:noProof/>
+      </w:rPr>
+      <w:drawing>
+        <wp:inline distT="0" distB="0" distL="0" distR="0" wp14:anchorId="17EDC83D" wp14:editId="59A73160">
+          <wp:extent cx="5943600" cy="1980565"/>
+          <wp:effectExtent l="0" t="0" r="0" b="635"/>
+          <wp:docPr id="1607505442" name="Picture 4" descr="Qatar School Bilingual Header Banner"/>
+          <wp:cNvGraphicFramePr>
+            <a:graphicFrameLocks xmlns:a="http://schemas.openxmlformats.org/drawingml/2006/main" noChangeAspect="1"/>
+          </wp:cNvGraphicFramePr>
+          <a:graphic xmlns:a="http://schemas.openxmlformats.org/drawingml/2006/main">
+            <a:graphicData uri="http://schemas.openxmlformats.org/drawingml/2006/picture">
+              <pic:pic xmlns:pic="http://schemas.openxmlformats.org/drawingml/2006/picture">
+                <pic:nvPicPr>
+                  <pic:cNvPr id="0" name="Picture 9" descr="Qatar School Bilingual Header Banner"/>
+                  <pic:cNvPicPr>
+                    <a:picLocks noChangeAspect="1" noChangeArrowheads="1"/>
+                  </pic:cNvPicPr>
+                </pic:nvPicPr>
+                <pic:blipFill>
+                  <a:blip r:embed="rId1">
+                    <a:extLst>
+                      <a:ext uri="{28A0092B-C50C-407E-A947-70E740481C1C}">
+                        <a14:useLocalDpi xmlns:a14="http://schemas.microsoft.com/office/drawing/2010/main" val="0"/>
+                      </a:ext>
+                    </a:extLst>
+                  </a:blip>
+                  <a:srcRect/>
+                  <a:stretch>
+                    <a:fillRect/>
+                  </a:stretch>
+                </pic:blipFill>
+                <pic:spPr bwMode="auto">
+                  <a:xfrm>
+                    <a:off x="0" y="0"/>
+                    <a:ext cx="5943600" cy="1980565"/>
+                  </a:xfrm>
+                  <a:prstGeom prst="rect">
+                    <a:avLst/>
+                  </a:prstGeom>
+                  <a:noFill/>
+                  <a:ln>
+                    <a:noFill/>
+                  </a:ln>
+                </pic:spPr>
+              </pic:pic>
+            </a:graphicData>
+          </a:graphic>
+        </wp:inline>
+      </w:drawing>
+    </w:r>
+    <w:r>
+      <w:fldChar w:fldCharType="end"/>
+    </w:r>
   </w:p>
 </w:hdr>
 </file>

--- a/2026 الى 2027/خطط القسم 2026/خطة الموهوبات -قسم الكيمياء 2026/الموهوبات جديد 2026/متابعة الموهوبات - الكيمياء  2026-2027 نوفمبر.docx
+++ b/2026 الى 2027/خطط القسم 2026/خطة الموهوبات -قسم الكيمياء 2026/الموهوبات جديد 2026/متابعة الموهوبات - الكيمياء  2026-2027 نوفمبر.docx
@@ -7816,7 +7816,7 @@
       <w:headerReference w:type="default" r:id="rId18"/>
       <w:footerReference w:type="default" r:id="rId19"/>
       <w:pgSz w:w="16838" w:h="11906" w:orient="landscape"/>
-      <w:pgMar w:top="1750" w:right="1440" w:bottom="1750" w:left="1440" w:header="500" w:footer="400" w:gutter="0"/>
+      <w:pgMar w:top="1750" w:right="1440" w:bottom="1440" w:left="1440" w:header="500" w:footer="720" w:gutter="0"/>
       <w:cols w:space="708"/>
       <w:docGrid w:linePitch="360"/>
     </w:sectPr>
@@ -7850,177 +7850,131 @@
 </file>
 
 <file path=word/footer1.xml><?xml version="1.0" encoding="utf-8"?>
-<w:ftr xmlns:wpc="http://schemas.microsoft.com/office/word/2010/wordprocessingCanvas" xmlns:cx="http://schemas.microsoft.com/office/drawing/2014/chartex" xmlns:cx1="http://schemas.microsoft.com/office/drawing/2015/9/8/chartex" xmlns:cx2="http://schemas.microsoft.com/office/drawing/2015/10/21/chartex" xmlns:cx3="http://schemas.microsoft.com/office/drawing/2016/5/9/chartex" xmlns:cx4="http://schemas.microsoft.com/office/drawing/2016/5/10/chartex" xmlns:cx5="http://schemas.microsoft.com/office/drawing/2016/5/11/chartex" xmlns:cx6="http://schemas.microsoft.com/office/drawing/2016/5/12/chartex" xmlns:cx7="http://schemas.microsoft.com/office/drawing/2016/5/13/chartex" xmlns:cx8="http://schemas.microsoft.com/office/drawing/2016/5/14/chartex" xmlns:mc="http://schemas.openxmlformats.org/markup-compatibility/2006" xmlns:m="http://schemas.openxmlformats.org/officeDocument/2006/math" xmlns:aink="http://schemas.microsoft.com/office/drawing/2016/ink" xmlns:am3d="http://schemas.microsoft.com/office/drawing/2017/model3d" xmlns:oel="http://schemas.microsoft.com/office/2019/extlst" xmlns:r="http://schemas.openxmlformats.org/officeDocument/2006/relationships" xmlns:wp14="http://schemas.microsoft.com/office/word/2010/wordprocessingDrawing" xmlns:wp="http://schemas.openxmlformats.org/drawingml/2006/wordprocessingDrawing" xmlns:wpg="http://schemas.microsoft.com/office/word/2010/wordprocessingGroup" xmlns:wpi="http://schemas.microsoft.com/office/word/2010/wordprocessingInk" xmlns:wps="http://schemas.microsoft.com/office/word/2010/wordprocessingShape" xmlns:o="urn:schemas-microsoft-com:office:office" xmlns:v="urn:schemas-microsoft-com:vml" xmlns:w10="urn:schemas-microsoft-com:office:word" xmlns:w="http://schemas.openxmlformats.org/wordprocessingml/2006/main" xmlns:w14="http://schemas.microsoft.com/office/word/2010/wordml" xmlns:w15="http://schemas.microsoft.com/office/word/2012/wordml" xmlns:w16cex="http://schemas.microsoft.com/office/word/2018/wordml/cex" xmlns:w16cid="http://schemas.microsoft.com/office/word/2016/wordml/cid" xmlns:w16="http://schemas.microsoft.com/office/word/2018/wordml" xmlns:w16sdtdh="http://schemas.microsoft.com/office/word/2020/wordml/sdtdatahash" xmlns:w16sdtfl="http://schemas.microsoft.com/office/word/2024/wordml/sdtformatlock" xmlns:w16se="http://schemas.microsoft.com/office/word/2015/wordml/symex" xmlns:w16du="http://schemas.microsoft.com/office/word/2023/wordml/word16du" xmlns:wne="http://schemas.microsoft.com/office/word/2006/wordml" mc:Ignorable="w14 w15 w16se w16cid w16 w16cex w16sdtdh w16sdtfl w16du wp14">
-  <w:tbl>
-    <w:tblPr>
-      <w:tblW w:w="11290" w:type="dxa"/>
-      <w:tblInd w:w="-958" w:type="dxa"/>
-      <w:tblBorders>
-        <w:top w:val="none" w:sz="0" w:space="0" w:color="FFFFFF"/>
-        <w:left w:val="none" w:sz="0" w:space="0" w:color="FFFFFF"/>
-        <w:bottom w:val="none" w:sz="0" w:space="0" w:color="FFFFFF"/>
-        <w:right w:val="none" w:sz="0" w:space="0" w:color="FFFFFF"/>
-        <w:insideH w:val="none" w:sz="0" w:space="0" w:color="FFFFFF"/>
-        <w:insideV w:val="none" w:sz="0" w:space="0" w:color="FFFFFF"/>
-      </w:tblBorders>
-      <w:tblLayout w:type="fixed"/>
-      <w:tblCellMar>
-        <w:left w:w="10" w:type="dxa"/>
-        <w:right w:w="10" w:type="dxa"/>
-      </w:tblCellMar>
-      <w:tblLook w:val="04A0" w:firstRow="1" w:lastRow="0" w:firstColumn="1" w:lastColumn="0" w:noHBand="0" w:noVBand="1"/>
-    </w:tblPr>
-    <w:tblGrid>
-      <w:gridCol w:w="11290"/>
-    </w:tblGrid>
-    <w:tr>
-      <w:trPr>
-        <w:trHeight w:val="43"/>
-      </w:trPr>
-      <w:tc>
-        <w:tcPr>
-          <w:tcW w:w="11290" w:type="dxa"/>
-          <w:tcBorders>
-            <w:top w:val="none" w:sz="0" w:space="0" w:color="FFFFFF"/>
-            <w:left w:val="none" w:sz="0" w:space="0" w:color="FFFFFF"/>
-            <w:bottom w:val="none" w:sz="0" w:space="0" w:color="FFFFFF"/>
-            <w:right w:val="none" w:sz="0" w:space="0" w:color="FFFFFF"/>
-          </w:tcBorders>
-          <w:tcMar>
-            <w:top w:w="50" w:type="dxa"/>
-            <w:left w:w="0" w:type="dxa"/>
-            <w:bottom w:w="0" w:type="dxa"/>
-            <w:right w:w="0" w:type="dxa"/>
-          </w:tcMar>
-          <w:vAlign w:val="center"/>
-        </w:tcPr>
-        <w:p>
-          <w:pPr>
-            <w:spacing w:line="180" w:lineRule="exact"/>
-            <w:jc w:val="right"/>
-          </w:pPr>
-          <w:r>
-            <w:rPr>
-              <w:color w:val="4A4A4A"/>
-              <w:sz w:val="21"/>
-              <w:szCs w:val="21"/>
-            </w:rPr>
-            <w:t xml:space="preserve">Page </w:t>
-          </w:r>
-          <w:r>
-            <w:rPr>
-              <w:b/>
-              <w:bCs/>
-              <w:color w:val="C9A227"/>
-              <w:sz w:val="22"/>
-              <w:szCs w:val="22"/>
-            </w:rPr>
-            <w:fldChar w:fldCharType="begin"/>
-          </w:r>
-          <w:r>
-            <w:rPr>
-              <w:b/>
-              <w:bCs/>
-              <w:color w:val="C9A227"/>
-              <w:sz w:val="22"/>
-              <w:szCs w:val="22"/>
-            </w:rPr>
-            <w:instrText>PAGE</w:instrText>
-          </w:r>
-          <w:r>
-            <w:rPr>
-              <w:b/>
-              <w:bCs/>
-              <w:color w:val="C9A227"/>
-              <w:sz w:val="22"/>
-              <w:szCs w:val="22"/>
-            </w:rPr>
-            <w:fldChar w:fldCharType="separate"/>
-          </w:r>
-          <w:r>
-            <w:rPr>
-              <w:b/>
-              <w:bCs/>
-              <w:noProof/>
-              <w:color w:val="C9A227"/>
-              <w:sz w:val="22"/>
-              <w:szCs w:val="22"/>
-            </w:rPr>
-            <w:t>1</w:t>
-          </w:r>
-          <w:r>
-            <w:rPr>
-              <w:b/>
-              <w:bCs/>
-              <w:color w:val="C9A227"/>
-              <w:sz w:val="22"/>
-              <w:szCs w:val="22"/>
-            </w:rPr>
-            <w:fldChar w:fldCharType="end"/>
-          </w:r>
-          <w:r>
-            <w:rPr>
-              <w:color w:val="4A4A4A"/>
-              <w:sz w:val="21"/>
-              <w:szCs w:val="21"/>
-            </w:rPr>
-            <w:t xml:space="preserve"> / </w:t>
-          </w:r>
-          <w:r>
-            <w:rPr>
-              <w:b/>
-              <w:bCs/>
-              <w:color w:val="C9A227"/>
-              <w:sz w:val="22"/>
-              <w:szCs w:val="22"/>
-            </w:rPr>
-            <w:fldChar w:fldCharType="begin"/>
-          </w:r>
-          <w:r>
-            <w:rPr>
-              <w:b/>
-              <w:bCs/>
-              <w:color w:val="C9A227"/>
-              <w:sz w:val="22"/>
-              <w:szCs w:val="22"/>
-            </w:rPr>
-            <w:instrText>NUMPAGES</w:instrText>
-          </w:r>
-          <w:r>
-            <w:rPr>
-              <w:b/>
-              <w:bCs/>
-              <w:color w:val="C9A227"/>
-              <w:sz w:val="22"/>
-              <w:szCs w:val="22"/>
-            </w:rPr>
-            <w:fldChar w:fldCharType="separate"/>
-          </w:r>
-          <w:r>
-            <w:rPr>
-              <w:b/>
-              <w:bCs/>
-              <w:noProof/>
-              <w:color w:val="C9A227"/>
-              <w:sz w:val="22"/>
-              <w:szCs w:val="22"/>
-            </w:rPr>
-            <w:t>1</w:t>
-          </w:r>
-          <w:r>
-            <w:rPr>
-              <w:b/>
-              <w:bCs/>
-              <w:color w:val="C9A227"/>
-              <w:sz w:val="22"/>
-              <w:szCs w:val="22"/>
-            </w:rPr>
-            <w:fldChar w:fldCharType="end"/>
-          </w:r>
-        </w:p>
-      </w:tc>
-    </w:tr>
-  </w:tbl>
+<w:ftr xmlns:w="http://schemas.openxmlformats.org/wordprocessingml/2006/main" xmlns:r="http://schemas.openxmlformats.org/officeDocument/2006/relationships" xmlns:mc="http://schemas.openxmlformats.org/markup-compatibility/2006" xmlns:w14="http://schemas.microsoft.com/office/word/2010/wordml" mc:Ignorable="w14">
+  <w:p>
+    <w:pPr>
+      <w:pStyle w:val="Footer"/>
+      <w:jc w:val="right"/>
+    </w:pPr>
+    <w:r>
+      <w:rPr>
+        <w:color w:val="4A4A4A"/>
+        <w:sz w:val="21"/>
+        <w:szCs w:val="21"/>
+      </w:rPr>
+      <w:t xml:space="preserve">Page </w:t>
+    </w:r>
+    <w:r>
+      <w:rPr>
+        <w:b/>
+        <w:bCs/>
+        <w:color w:val="C9A227"/>
+        <w:sz w:val="22"/>
+        <w:szCs w:val="22"/>
+      </w:rPr>
+      <w:fldChar w:fldCharType="begin"/>
+    </w:r>
+    <w:r>
+      <w:rPr>
+        <w:b/>
+        <w:bCs/>
+        <w:color w:val="C9A227"/>
+        <w:sz w:val="22"/>
+        <w:szCs w:val="22"/>
+      </w:rPr>
+      <w:instrText xml:space="preserve"> PAGE </w:instrText>
+    </w:r>
+    <w:r>
+      <w:rPr>
+        <w:b/>
+        <w:bCs/>
+        <w:color w:val="C9A227"/>
+        <w:sz w:val="22"/>
+        <w:szCs w:val="22"/>
+      </w:rPr>
+      <w:fldChar w:fldCharType="separate"/>
+    </w:r>
+    <w:r>
+      <w:rPr>
+        <w:b/>
+        <w:bCs/>
+        <w:noProof/>
+        <w:color w:val="C9A227"/>
+        <w:sz w:val="22"/>
+        <w:szCs w:val="22"/>
+      </w:rPr>
+      <w:t>1</w:t>
+    </w:r>
+    <w:r>
+      <w:rPr>
+        <w:b/>
+        <w:bCs/>
+        <w:color w:val="C9A227"/>
+        <w:sz w:val="22"/>
+        <w:szCs w:val="22"/>
+      </w:rPr>
+      <w:fldChar w:fldCharType="end"/>
+    </w:r>
+    <w:r>
+      <w:rPr>
+        <w:color w:val="4A4A4A"/>
+        <w:sz w:val="21"/>
+        <w:szCs w:val="21"/>
+      </w:rPr>
+      <w:t xml:space="preserve"> / </w:t>
+    </w:r>
+    <w:r>
+      <w:rPr>
+        <w:b/>
+        <w:bCs/>
+        <w:color w:val="C9A227"/>
+        <w:sz w:val="22"/>
+        <w:szCs w:val="22"/>
+      </w:rPr>
+      <w:fldChar w:fldCharType="begin"/>
+    </w:r>
+    <w:r>
+      <w:rPr>
+        <w:b/>
+        <w:bCs/>
+        <w:color w:val="C9A227"/>
+        <w:sz w:val="22"/>
+        <w:szCs w:val="22"/>
+      </w:rPr>
+      <w:instrText xml:space="preserve"> NUMPAGES </w:instrText>
+    </w:r>
+    <w:r>
+      <w:rPr>
+        <w:b/>
+        <w:bCs/>
+        <w:color w:val="C9A227"/>
+        <w:sz w:val="22"/>
+        <w:szCs w:val="22"/>
+      </w:rPr>
+      <w:fldChar w:fldCharType="separate"/>
+    </w:r>
+    <w:r>
+      <w:rPr>
+        <w:b/>
+        <w:bCs/>
+        <w:noProof/>
+        <w:color w:val="C9A227"/>
+        <w:sz w:val="22"/>
+        <w:szCs w:val="22"/>
+      </w:rPr>
+      <w:t>1</w:t>
+    </w:r>
+    <w:r>
+      <w:rPr>
+        <w:b/>
+        <w:bCs/>
+        <w:color w:val="C9A227"/>
+        <w:sz w:val="22"/>
+        <w:szCs w:val="22"/>
+      </w:rPr>
+      <w:fldChar w:fldCharType="end"/>
+    </w:r>
+  </w:p>
 </w:ftr>
 </file>
 

--- a/2026 الى 2027/خطط القسم 2026/خطة الموهوبات -قسم الكيمياء 2026/الموهوبات جديد 2026/متابعة الموهوبات - الكيمياء  2026-2027 نوفمبر.docx
+++ b/2026 الى 2027/خطط القسم 2026/خطة الموهوبات -قسم الكيمياء 2026/الموهوبات جديد 2026/متابعة الموهوبات - الكيمياء  2026-2027 نوفمبر.docx
@@ -2,17 +2,6 @@
 <file path=word/document.xml><?xml version="1.0" encoding="utf-8"?>
 <w:document xmlns:wpc="http://schemas.microsoft.com/office/word/2010/wordprocessingCanvas" xmlns:cx="http://schemas.microsoft.com/office/drawing/2014/chartex" xmlns:cx1="http://schemas.microsoft.com/office/drawing/2015/9/8/chartex" xmlns:cx2="http://schemas.microsoft.com/office/drawing/2015/10/21/chartex" xmlns:cx3="http://schemas.microsoft.com/office/drawing/2016/5/9/chartex" xmlns:cx4="http://schemas.microsoft.com/office/drawing/2016/5/10/chartex" xmlns:cx5="http://schemas.microsoft.com/office/drawing/2016/5/11/chartex" xmlns:cx6="http://schemas.microsoft.com/office/drawing/2016/5/12/chartex" xmlns:cx7="http://schemas.microsoft.com/office/drawing/2016/5/13/chartex" xmlns:cx8="http://schemas.microsoft.com/office/drawing/2016/5/14/chartex" xmlns:mc="http://schemas.openxmlformats.org/markup-compatibility/2006" xmlns:aink="http://schemas.microsoft.com/office/drawing/2016/ink" xmlns:am3d="http://schemas.microsoft.com/office/drawing/2017/model3d" xmlns:o="urn:schemas-microsoft-com:office:office" xmlns:oel="http://schemas.microsoft.com/office/2019/extlst" xmlns:r="http://schemas.openxmlformats.org/officeDocument/2006/relationships" xmlns:m="http://schemas.openxmlformats.org/officeDocument/2006/math" xmlns:v="urn:schemas-microsoft-com:vml" xmlns:wp14="http://schemas.microsoft.com/office/word/2010/wordprocessingDrawing" xmlns:wp="http://schemas.openxmlformats.org/drawingml/2006/wordprocessingDrawing" xmlns:w10="urn:schemas-microsoft-com:office:word" xmlns:w="http://schemas.openxmlformats.org/wordprocessingml/2006/main" xmlns:w14="http://schemas.microsoft.com/office/word/2010/wordml" xmlns:w15="http://schemas.microsoft.com/office/word/2012/wordml" xmlns:w16cex="http://schemas.microsoft.com/office/word/2018/wordml/cex" xmlns:w16cid="http://schemas.microsoft.com/office/word/2016/wordml/cid" xmlns:w16="http://schemas.microsoft.com/office/word/2018/wordml" xmlns:w16du="http://schemas.microsoft.com/office/word/2023/wordml/word16du" xmlns:w16sdtdh="http://schemas.microsoft.com/office/word/2020/wordml/sdtdatahash" xmlns:w16sdtfl="http://schemas.microsoft.com/office/word/2024/wordml/sdtformatlock" xmlns:w16se="http://schemas.microsoft.com/office/word/2015/wordml/symex" xmlns:wpg="http://schemas.microsoft.com/office/word/2010/wordprocessingGroup" xmlns:wpi="http://schemas.microsoft.com/office/word/2010/wordprocessingInk" xmlns:wne="http://schemas.microsoft.com/office/word/2006/wordml" xmlns:wps="http://schemas.microsoft.com/office/word/2010/wordprocessingShape" mc:Ignorable="w14 w15 w16se w16cid w16 w16cex w16sdtdh w16sdtfl w16du wp14">
   <w:body>
-    <w:p>
-      <w:pPr>
-        <w:jc w:val="center"/>
-        <w:rPr>
-          <w:rFonts w:asciiTheme="minorBidi" w:hAnsiTheme="minorBidi" w:cs="PT Bold Heading"/>
-          <w:sz w:val="52"/>
-          <w:szCs w:val="52"/>
-          <w:rtl/>
-        </w:rPr>
-      </w:pPr>
-    </w:p>
     <w:p>
       <w:pPr>
         <w:jc w:val="center"/>
@@ -7813,8 +7802,8 @@
     </w:p>
     <w:p/>
     <w:sectPr>
-      <w:headerReference w:type="default" r:id="rId18"/>
-      <w:footerReference w:type="default" r:id="rId19"/>
+      <w:headerReference w:type="default" r:id="rId14"/>
+      <w:footerReference w:type="default" r:id="rId15"/>
       <w:pgSz w:w="16838" w:h="11906" w:orient="landscape"/>
       <w:pgMar w:top="1750" w:right="1440" w:bottom="1440" w:left="1440" w:header="500" w:footer="720" w:gutter="0"/>
       <w:cols w:space="708"/>
@@ -7850,131 +7839,177 @@
 </file>
 
 <file path=word/footer1.xml><?xml version="1.0" encoding="utf-8"?>
-<w:ftr xmlns:w="http://schemas.openxmlformats.org/wordprocessingml/2006/main" xmlns:r="http://schemas.openxmlformats.org/officeDocument/2006/relationships" xmlns:mc="http://schemas.openxmlformats.org/markup-compatibility/2006" xmlns:w14="http://schemas.microsoft.com/office/word/2010/wordml" mc:Ignorable="w14">
-  <w:p>
-    <w:pPr>
-      <w:pStyle w:val="Footer"/>
-      <w:jc w:val="right"/>
-    </w:pPr>
-    <w:r>
-      <w:rPr>
-        <w:color w:val="4A4A4A"/>
-        <w:sz w:val="21"/>
-        <w:szCs w:val="21"/>
-      </w:rPr>
-      <w:t xml:space="preserve">Page </w:t>
-    </w:r>
-    <w:r>
-      <w:rPr>
-        <w:b/>
-        <w:bCs/>
-        <w:color w:val="C9A227"/>
-        <w:sz w:val="22"/>
-        <w:szCs w:val="22"/>
-      </w:rPr>
-      <w:fldChar w:fldCharType="begin"/>
-    </w:r>
-    <w:r>
-      <w:rPr>
-        <w:b/>
-        <w:bCs/>
-        <w:color w:val="C9A227"/>
-        <w:sz w:val="22"/>
-        <w:szCs w:val="22"/>
-      </w:rPr>
-      <w:instrText xml:space="preserve"> PAGE </w:instrText>
-    </w:r>
-    <w:r>
-      <w:rPr>
-        <w:b/>
-        <w:bCs/>
-        <w:color w:val="C9A227"/>
-        <w:sz w:val="22"/>
-        <w:szCs w:val="22"/>
-      </w:rPr>
-      <w:fldChar w:fldCharType="separate"/>
-    </w:r>
-    <w:r>
-      <w:rPr>
-        <w:b/>
-        <w:bCs/>
-        <w:noProof/>
-        <w:color w:val="C9A227"/>
-        <w:sz w:val="22"/>
-        <w:szCs w:val="22"/>
-      </w:rPr>
-      <w:t>1</w:t>
-    </w:r>
-    <w:r>
-      <w:rPr>
-        <w:b/>
-        <w:bCs/>
-        <w:color w:val="C9A227"/>
-        <w:sz w:val="22"/>
-        <w:szCs w:val="22"/>
-      </w:rPr>
-      <w:fldChar w:fldCharType="end"/>
-    </w:r>
-    <w:r>
-      <w:rPr>
-        <w:color w:val="4A4A4A"/>
-        <w:sz w:val="21"/>
-        <w:szCs w:val="21"/>
-      </w:rPr>
-      <w:t xml:space="preserve"> / </w:t>
-    </w:r>
-    <w:r>
-      <w:rPr>
-        <w:b/>
-        <w:bCs/>
-        <w:color w:val="C9A227"/>
-        <w:sz w:val="22"/>
-        <w:szCs w:val="22"/>
-      </w:rPr>
-      <w:fldChar w:fldCharType="begin"/>
-    </w:r>
-    <w:r>
-      <w:rPr>
-        <w:b/>
-        <w:bCs/>
-        <w:color w:val="C9A227"/>
-        <w:sz w:val="22"/>
-        <w:szCs w:val="22"/>
-      </w:rPr>
-      <w:instrText xml:space="preserve"> NUMPAGES </w:instrText>
-    </w:r>
-    <w:r>
-      <w:rPr>
-        <w:b/>
-        <w:bCs/>
-        <w:color w:val="C9A227"/>
-        <w:sz w:val="22"/>
-        <w:szCs w:val="22"/>
-      </w:rPr>
-      <w:fldChar w:fldCharType="separate"/>
-    </w:r>
-    <w:r>
-      <w:rPr>
-        <w:b/>
-        <w:bCs/>
-        <w:noProof/>
-        <w:color w:val="C9A227"/>
-        <w:sz w:val="22"/>
-        <w:szCs w:val="22"/>
-      </w:rPr>
-      <w:t>1</w:t>
-    </w:r>
-    <w:r>
-      <w:rPr>
-        <w:b/>
-        <w:bCs/>
-        <w:color w:val="C9A227"/>
-        <w:sz w:val="22"/>
-        <w:szCs w:val="22"/>
-      </w:rPr>
-      <w:fldChar w:fldCharType="end"/>
-    </w:r>
-  </w:p>
+<w:ftr xmlns:wpc="http://schemas.microsoft.com/office/word/2026/wordprocessingCanvas" xmlns:cx="http://schemas.microsoft.com/office/drawing/2026/chartex" xmlns:cx1="http://schemas.microsoft.com/office/drawing/2026/9/8/chartex" xmlns:cx2="http://schemas.microsoft.com/office/drawing/2026/10/21/chartex" xmlns:cx3="http://schemas.microsoft.com/office/drawing/2026/5/9/chartex" xmlns:cx4="http://schemas.microsoft.com/office/drawing/2026/5/10/chartex" xmlns:cx5="http://schemas.microsoft.com/office/drawing/2026/5/11/chartex" xmlns:cx6="http://schemas.microsoft.com/office/drawing/2026/5/12/chartex" xmlns:cx7="http://schemas.microsoft.com/office/drawing/2026/5/13/chartex" xmlns:cx8="http://schemas.microsoft.com/office/drawing/2026/5/14/chartex" xmlns:mc="http://schemas.openxmlformats.org/markup-compatibility/2006" xmlns:aink="http://schemas.microsoft.com/office/drawing/2026/ink" xmlns:am3d="http://schemas.microsoft.com/office/drawing/2026/model3d" xmlns:o="urn:schemas-microsoft-com:office:office" xmlns:oel="http://schemas.microsoft.com/office/2026/extlst" xmlns:r="http://schemas.openxmlformats.org/officeDocument/2006/relationships" xmlns:m="http://schemas.openxmlformats.org/officeDocument/2006/math" xmlns:v="urn:schemas-microsoft-com:vml" xmlns:wp14="http://schemas.microsoft.com/office/word/2026/wordprocessingDrawing" xmlns:wp="http://schemas.openxmlformats.org/drawingml/2006/wordprocessingDrawing" xmlns:w10="urn:schemas-microsoft-com:office:word" xmlns:w="http://schemas.openxmlformats.org/wordprocessingml/2006/main" xmlns:w14="http://schemas.microsoft.com/office/word/2026/wordml" xmlns:w15="http://schemas.microsoft.com/office/word/2026/wordml" xmlns:w16cex="http://schemas.microsoft.com/office/word/2026/wordml/cex" xmlns:w16cid="http://schemas.microsoft.com/office/word/2026/wordml/cid" xmlns:w16="http://schemas.microsoft.com/office/word/2026/wordml" xmlns:w16du="http://schemas.microsoft.com/office/word/2026/wordml/word16du" xmlns:w16sdtdh="http://schemas.microsoft.com/office/word/2026/wordml/sdtdatahash" xmlns:w16sdtfl="http://schemas.microsoft.com/office/word/2026/wordml/sdtformatlock" xmlns:w16se="http://schemas.microsoft.com/office/word/2026/wordml/symex" xmlns:wpg="http://schemas.microsoft.com/office/word/2026/wordprocessingGroup" xmlns:wpi="http://schemas.microsoft.com/office/word/2026/wordprocessingInk" xmlns:wne="http://schemas.microsoft.com/office/word/2006/wordml" xmlns:wps="http://schemas.microsoft.com/office/word/2026/wordprocessingShape" mc:Ignorable="w14 w15 w16se w16cid w16 w16cex w16sdtdh w16sdtfl w16du wp14">
+  <w:tbl xmlns:ns0="http://schemas.microsoft.com/office/word/2010/wordml">
+    <w:tblPr>
+      <w:tblW w:w="11290" w:type="dxa"/>
+      <w:tblInd w:w="-958" w:type="dxa"/>
+      <w:tblBorders>
+        <w:top w:val="none" w:sz="0" w:space="0" w:color="FFFFFF"/>
+        <w:left w:val="none" w:sz="0" w:space="0" w:color="FFFFFF"/>
+        <w:bottom w:val="none" w:sz="0" w:space="0" w:color="FFFFFF"/>
+        <w:right w:val="none" w:sz="0" w:space="0" w:color="FFFFFF"/>
+        <w:insideH w:val="none" w:sz="0" w:space="0" w:color="FFFFFF"/>
+        <w:insideV w:val="none" w:sz="0" w:space="0" w:color="FFFFFF"/>
+      </w:tblBorders>
+      <w:tblLayout w:type="fixed"/>
+      <w:tblCellMar>
+        <w:left w:w="10" w:type="dxa"/>
+        <w:right w:w="10" w:type="dxa"/>
+      </w:tblCellMar>
+      <w:tblLook w:val="04A0" w:firstRow="1" w:lastRow="0" w:firstColumn="1" w:lastColumn="0" w:noHBand="0" w:noVBand="1"/>
+    </w:tblPr>
+    <w:tblGrid>
+      <w:gridCol w:w="11290"/>
+    </w:tblGrid>
+    <w:tr ns0:paraId="649947A3" ns0:textId="77777777">
+      <w:trPr>
+        <w:trHeight w:val="43"/>
+      </w:trPr>
+      <w:tc>
+        <w:tcPr>
+          <w:tcW w:w="11290" w:type="dxa"/>
+          <w:tcBorders>
+            <w:top w:val="none" w:sz="0" w:space="0" w:color="FFFFFF"/>
+            <w:left w:val="none" w:sz="0" w:space="0" w:color="FFFFFF"/>
+            <w:bottom w:val="none" w:sz="0" w:space="0" w:color="FFFFFF"/>
+            <w:right w:val="none" w:sz="0" w:space="0" w:color="FFFFFF"/>
+          </w:tcBorders>
+          <w:tcMar>
+            <w:top w:w="50" w:type="dxa"/>
+            <w:left w:w="0" w:type="dxa"/>
+            <w:bottom w:w="0" w:type="dxa"/>
+            <w:right w:w="0" w:type="dxa"/>
+          </w:tcMar>
+          <w:vAlign w:val="center"/>
+        </w:tcPr>
+        <w:p ns0:paraId="300901DD" ns0:textId="1310688E">
+          <w:pPr>
+            <w:spacing w:line="180" w:lineRule="exact"/>
+            <w:jc w:val="right"/>
+          </w:pPr>
+          <w:r>
+            <w:rPr>
+              <w:color w:val="4A4A4A"/>
+              <w:sz w:val="21"/>
+              <w:szCs w:val="21"/>
+            </w:rPr>
+            <w:t xml:space="preserve">Page </w:t>
+          </w:r>
+          <w:r>
+            <w:rPr>
+              <w:b/>
+              <w:bCs/>
+              <w:color w:val="C9A227"/>
+              <w:sz w:val="22"/>
+              <w:szCs w:val="22"/>
+            </w:rPr>
+            <w:fldChar w:fldCharType="begin"/>
+          </w:r>
+          <w:r>
+            <w:rPr>
+              <w:b/>
+              <w:bCs/>
+              <w:color w:val="C9A227"/>
+              <w:sz w:val="22"/>
+              <w:szCs w:val="22"/>
+            </w:rPr>
+            <w:instrText>PAGE</w:instrText>
+          </w:r>
+          <w:r>
+            <w:rPr>
+              <w:b/>
+              <w:bCs/>
+              <w:color w:val="C9A227"/>
+              <w:sz w:val="22"/>
+              <w:szCs w:val="22"/>
+            </w:rPr>
+            <w:fldChar w:fldCharType="separate"/>
+          </w:r>
+          <w:r>
+            <w:rPr>
+              <w:b/>
+              <w:bCs/>
+              <w:noProof/>
+              <w:color w:val="C9A227"/>
+              <w:sz w:val="22"/>
+              <w:szCs w:val="22"/>
+            </w:rPr>
+            <w:t>1</w:t>
+          </w:r>
+          <w:r>
+            <w:rPr>
+              <w:b/>
+              <w:bCs/>
+              <w:color w:val="C9A227"/>
+              <w:sz w:val="22"/>
+              <w:szCs w:val="22"/>
+            </w:rPr>
+            <w:fldChar w:fldCharType="end"/>
+          </w:r>
+          <w:r>
+            <w:rPr>
+              <w:color w:val="4A4A4A"/>
+              <w:sz w:val="21"/>
+              <w:szCs w:val="21"/>
+            </w:rPr>
+            <w:t xml:space="preserve"> / </w:t>
+          </w:r>
+          <w:r>
+            <w:rPr>
+              <w:b/>
+              <w:bCs/>
+              <w:color w:val="C9A227"/>
+              <w:sz w:val="22"/>
+              <w:szCs w:val="22"/>
+            </w:rPr>
+            <w:fldChar w:fldCharType="begin"/>
+          </w:r>
+          <w:r>
+            <w:rPr>
+              <w:b/>
+              <w:bCs/>
+              <w:color w:val="C9A227"/>
+              <w:sz w:val="22"/>
+              <w:szCs w:val="22"/>
+            </w:rPr>
+            <w:instrText>NUMPAGES</w:instrText>
+          </w:r>
+          <w:r>
+            <w:rPr>
+              <w:b/>
+              <w:bCs/>
+              <w:color w:val="C9A227"/>
+              <w:sz w:val="22"/>
+              <w:szCs w:val="22"/>
+            </w:rPr>
+            <w:fldChar w:fldCharType="separate"/>
+          </w:r>
+          <w:r>
+            <w:rPr>
+              <w:b/>
+              <w:bCs/>
+              <w:noProof/>
+              <w:color w:val="C9A227"/>
+              <w:sz w:val="22"/>
+              <w:szCs w:val="22"/>
+            </w:rPr>
+            <w:t>1</w:t>
+          </w:r>
+          <w:r>
+            <w:rPr>
+              <w:b/>
+              <w:bCs/>
+              <w:color w:val="C9A227"/>
+              <w:sz w:val="22"/>
+              <w:szCs w:val="22"/>
+            </w:rPr>
+            <w:fldChar w:fldCharType="end"/>
+          </w:r>
+        </w:p>
+      </w:tc>
+    </w:tr>
+  </w:tbl>
 </w:ftr>
 </file>
 
@@ -8004,8 +8039,8 @@
 </file>
 
 <file path=word/header1.xml><?xml version="1.0" encoding="utf-8"?>
-<w:hdr xmlns:wpc="http://schemas.microsoft.com/office/word/2010/wordprocessingCanvas" xmlns:cx="http://schemas.microsoft.com/office/drawing/2014/chartex" xmlns:cx1="http://schemas.microsoft.com/office/drawing/2015/9/8/chartex" xmlns:cx2="http://schemas.microsoft.com/office/drawing/2015/10/21/chartex" xmlns:cx3="http://schemas.microsoft.com/office/drawing/2016/5/9/chartex" xmlns:cx4="http://schemas.microsoft.com/office/drawing/2016/5/10/chartex" xmlns:cx5="http://schemas.microsoft.com/office/drawing/2016/5/11/chartex" xmlns:cx6="http://schemas.microsoft.com/office/drawing/2016/5/12/chartex" xmlns:cx7="http://schemas.microsoft.com/office/drawing/2016/5/13/chartex" xmlns:cx8="http://schemas.microsoft.com/office/drawing/2016/5/14/chartex" xmlns:mc="http://schemas.openxmlformats.org/markup-compatibility/2006" xmlns:m="http://schemas.openxmlformats.org/officeDocument/2006/math" xmlns:aink="http://schemas.microsoft.com/office/drawing/2016/ink" xmlns:am3d="http://schemas.microsoft.com/office/drawing/2017/model3d" xmlns:oel="http://schemas.microsoft.com/office/2019/extlst" xmlns:r="http://schemas.openxmlformats.org/officeDocument/2006/relationships" xmlns:wp14="http://schemas.microsoft.com/office/word/2010/wordprocessingDrawing" xmlns:wp="http://schemas.openxmlformats.org/drawingml/2006/wordprocessingDrawing" xmlns:wpg="http://schemas.microsoft.com/office/word/2010/wordprocessingGroup" xmlns:wpi="http://schemas.microsoft.com/office/word/2010/wordprocessingInk" xmlns:wps="http://schemas.microsoft.com/office/word/2010/wordprocessingShape" xmlns:o="urn:schemas-microsoft-com:office:office" xmlns:v="urn:schemas-microsoft-com:vml" xmlns:w10="urn:schemas-microsoft-com:office:word" xmlns:w="http://schemas.openxmlformats.org/wordprocessingml/2006/main" xmlns:w14="http://schemas.microsoft.com/office/word/2010/wordml" xmlns:w15="http://schemas.microsoft.com/office/word/2012/wordml" xmlns:w16cex="http://schemas.microsoft.com/office/word/2018/wordml/cex" xmlns:w16cid="http://schemas.microsoft.com/office/word/2016/wordml/cid" xmlns:w16="http://schemas.microsoft.com/office/word/2018/wordml" xmlns:w16sdtdh="http://schemas.microsoft.com/office/word/2020/wordml/sdtdatahash" xmlns:w16sdtfl="http://schemas.microsoft.com/office/word/2024/wordml/sdtformatlock" xmlns:w16se="http://schemas.microsoft.com/office/word/2015/wordml/symex" xmlns:w16du="http://schemas.microsoft.com/office/word/2023/wordml/word16du" xmlns:wne="http://schemas.microsoft.com/office/word/2006/wordml" mc:Ignorable="w14 w15 w16se w16cid w16 w16cex w16sdtdh w16sdtfl w16du wp14">
-  <w:p>
+<w:hdr xmlns:wpc="http://schemas.microsoft.com/office/word/2026/wordprocessingCanvas" xmlns:cx="http://schemas.microsoft.com/office/drawing/2026/chartex" xmlns:cx1="http://schemas.microsoft.com/office/drawing/2026/9/8/chartex" xmlns:cx2="http://schemas.microsoft.com/office/drawing/2026/10/21/chartex" xmlns:cx3="http://schemas.microsoft.com/office/drawing/2026/5/9/chartex" xmlns:cx4="http://schemas.microsoft.com/office/drawing/2026/5/10/chartex" xmlns:cx5="http://schemas.microsoft.com/office/drawing/2026/5/11/chartex" xmlns:cx6="http://schemas.microsoft.com/office/drawing/2026/5/12/chartex" xmlns:cx7="http://schemas.microsoft.com/office/drawing/2026/5/13/chartex" xmlns:cx8="http://schemas.microsoft.com/office/drawing/2026/5/14/chartex" xmlns:mc="http://schemas.openxmlformats.org/markup-compatibility/2006" xmlns:aink="http://schemas.microsoft.com/office/drawing/2026/ink" xmlns:am3d="http://schemas.microsoft.com/office/drawing/2026/model3d" xmlns:o="urn:schemas-microsoft-com:office:office" xmlns:oel="http://schemas.microsoft.com/office/2026/extlst" xmlns:r="http://schemas.openxmlformats.org/officeDocument/2006/relationships" xmlns:m="http://schemas.openxmlformats.org/officeDocument/2006/math" xmlns:v="urn:schemas-microsoft-com:vml" xmlns:wp14="http://schemas.microsoft.com/office/word/2026/wordprocessingDrawing" xmlns:wp="http://schemas.openxmlformats.org/drawingml/2006/wordprocessingDrawing" xmlns:w10="urn:schemas-microsoft-com:office:word" xmlns:w="http://schemas.openxmlformats.org/wordprocessingml/2006/main" xmlns:w14="http://schemas.microsoft.com/office/word/2026/wordml" xmlns:w15="http://schemas.microsoft.com/office/word/2026/wordml" xmlns:w16cex="http://schemas.microsoft.com/office/word/2026/wordml/cex" xmlns:w16cid="http://schemas.microsoft.com/office/word/2026/wordml/cid" xmlns:w16="http://schemas.microsoft.com/office/word/2026/wordml" xmlns:w16du="http://schemas.microsoft.com/office/word/2026/wordml/word16du" xmlns:w16sdtdh="http://schemas.microsoft.com/office/word/2026/wordml/sdtdatahash" xmlns:w16sdtfl="http://schemas.microsoft.com/office/word/2026/wordml/sdtformatlock" xmlns:w16se="http://schemas.microsoft.com/office/word/2026/wordml/symex" xmlns:wpg="http://schemas.microsoft.com/office/word/2026/wordprocessingGroup" xmlns:wpi="http://schemas.microsoft.com/office/word/2026/wordprocessingInk" xmlns:wne="http://schemas.microsoft.com/office/word/2006/wordml" xmlns:wps="http://schemas.microsoft.com/office/word/2026/wordprocessingShape" mc:Ignorable="w14 w15 w16se w16cid w16 w16cex w16sdtdh w16sdtfl w16du wp14">
+  <w:p xmlns:ns0="http://schemas.microsoft.com/office/word/2010/wordml" xmlns:ns1="http://schemas.microsoft.com/office/word/2010/wordprocessingDrawing" ns0:paraId="7CACE368" ns0:textId="3E9B845B">
     <w:pPr>
       <w:spacing w:line="20" w:lineRule="exact"/>
     </w:pPr>
@@ -8017,7 +8052,7 @@
         <w:szCs w:val="21"/>
       </w:rPr>
       <w:drawing>
-        <wp:anchor distT="0" distB="0" distL="114300" distR="114300" simplePos="0" relativeHeight="251664384" behindDoc="0" locked="0" layoutInCell="1" allowOverlap="1" wp14:anchorId="61A31DC6" wp14:editId="77F15018">
+        <wp:anchor distT="0" distB="0" distL="114300" distR="114300" simplePos="0" relativeHeight="251664384" behindDoc="0" locked="0" layoutInCell="1" allowOverlap="1" ns1:anchorId="61A31DC6" ns1:editId="77F15018">
           <wp:simplePos x="0" y="0"/>
           <wp:positionH relativeFrom="margin">
             <wp:align>center</wp:align>
@@ -8040,7 +8075,7 @@
                   <pic:cNvPicPr/>
                 </pic:nvPicPr>
                 <pic:blipFill rotWithShape="1">
-                  <a:blip r:embed="rId1">
+                  <a:blip r:embed="rId4">
                     <a:extLst>
                       <a:ext uri="{28A0092B-C50C-407E-A947-70E740481C1C}">
                         <a14:useLocalDpi xmlns:a14="http://schemas.microsoft.com/office/drawing/2010/main" val="0"/>
@@ -8072,12 +8107,12 @@
               </pic:pic>
             </a:graphicData>
           </a:graphic>
-          <wp14:sizeRelH relativeFrom="page">
-            <wp14:pctWidth>0</wp14:pctWidth>
-          </wp14:sizeRelH>
-          <wp14:sizeRelV relativeFrom="page">
-            <wp14:pctHeight>0</wp14:pctHeight>
-          </wp14:sizeRelV>
+          <ns1:sizeRelH relativeFrom="page">
+            <ns1:pctWidth>0</ns1:pctWidth>
+          </ns1:sizeRelH>
+          <ns1:sizeRelV relativeFrom="page">
+            <ns1:pctHeight>0</ns1:pctHeight>
+          </ns1:sizeRelV>
         </wp:anchor>
       </w:drawing>
     </w:r>
@@ -8095,7 +8130,7 @@
         <w:noProof/>
       </w:rPr>
       <w:drawing>
-        <wp:inline distT="0" distB="0" distL="0" distR="0" wp14:anchorId="32584B3A" wp14:editId="4FF4D2F4">
+        <wp:inline distT="0" distB="0" distL="0" distR="0" ns1:anchorId="32584B3A" ns1:editId="4FF4D2F4">
           <wp:extent cx="5943600" cy="1980565"/>
           <wp:effectExtent l="0" t="0" r="0" b="635"/>
           <wp:docPr id="1918869755" name="Picture 3" descr="Qatar School Bilingual Header Banner"/>
@@ -8112,7 +8147,7 @@
                   </pic:cNvPicPr>
                 </pic:nvPicPr>
                 <pic:blipFill>
-                  <a:blip r:embed="rId1">
+                  <a:blip r:embed="rId4">
                     <a:extLst>
                       <a:ext uri="{28A0092B-C50C-407E-A947-70E740481C1C}">
                         <a14:useLocalDpi xmlns:a14="http://schemas.microsoft.com/office/drawing/2010/main" val="0"/>
@@ -8147,7 +8182,7 @@
       <w:fldChar w:fldCharType="end"/>
     </w:r>
   </w:p>
-  <w:p>
+  <w:p xmlns:ns2="http://schemas.microsoft.com/office/word/2010/wordml" xmlns:ns3="http://schemas.microsoft.com/office/word/2010/wordprocessingDrawing" ns2:paraId="74A624DD" ns2:textId="2E25CC7A">
     <w:pPr>
       <w:spacing w:before="60" w:line="40" w:lineRule="exact"/>
     </w:pPr>
@@ -8159,7 +8194,7 @@
         <w:szCs w:val="21"/>
       </w:rPr>
       <w:drawing>
-        <wp:anchor distT="0" distB="0" distL="114300" distR="114300" simplePos="0" relativeHeight="251663360" behindDoc="1" locked="0" layoutInCell="1" allowOverlap="1" wp14:anchorId="671CE6D1" wp14:editId="56E42AA5">
+        <wp:anchor distT="0" distB="0" distL="114300" distR="114300" simplePos="0" relativeHeight="251663360" behindDoc="1" locked="0" layoutInCell="1" allowOverlap="1" ns3:anchorId="671CE6D1" ns3:editId="56E42AA5">
           <wp:simplePos x="0" y="0"/>
           <wp:positionH relativeFrom="column">
             <wp:posOffset>-520741</wp:posOffset>
@@ -8182,7 +8217,7 @@
                   <pic:cNvPicPr/>
                 </pic:nvPicPr>
                 <pic:blipFill rotWithShape="1">
-                  <a:blip r:embed="rId2">
+                  <a:blip r:embed="rId3">
                     <a:extLst>
                       <a:ext uri="{28A0092B-C50C-407E-A947-70E740481C1C}">
                         <a14:useLocalDpi xmlns:a14="http://schemas.microsoft.com/office/drawing/2010/main" val="0"/>
@@ -8214,12 +8249,12 @@
               </pic:pic>
             </a:graphicData>
           </a:graphic>
-          <wp14:sizeRelH relativeFrom="page">
-            <wp14:pctWidth>0</wp14:pctWidth>
-          </wp14:sizeRelH>
-          <wp14:sizeRelV relativeFrom="page">
-            <wp14:pctHeight>0</wp14:pctHeight>
-          </wp14:sizeRelV>
+          <ns3:sizeRelH relativeFrom="page">
+            <ns3:pctWidth>0</ns3:pctWidth>
+          </ns3:sizeRelH>
+          <ns3:sizeRelV relativeFrom="page">
+            <ns3:pctHeight>0</ns3:pctHeight>
+          </ns3:sizeRelV>
         </wp:anchor>
       </w:drawing>
     </w:r>
@@ -8237,7 +8272,7 @@
         <w:noProof/>
       </w:rPr>
       <w:drawing>
-        <wp:inline distT="0" distB="0" distL="0" distR="0" wp14:anchorId="17EDC83D" wp14:editId="59A73160">
+        <wp:inline distT="0" distB="0" distL="0" distR="0" ns3:anchorId="17EDC83D" ns3:editId="59A73160">
           <wp:extent cx="5943600" cy="1980565"/>
           <wp:effectExtent l="0" t="0" r="0" b="635"/>
           <wp:docPr id="1607505442" name="Picture 4" descr="Qatar School Bilingual Header Banner"/>
@@ -8254,7 +8289,7 @@
                   </pic:cNvPicPr>
                 </pic:nvPicPr>
                 <pic:blipFill>
-                  <a:blip r:embed="rId1">
+                  <a:blip r:embed="rId4">
                     <a:extLst>
                       <a:ext uri="{28A0092B-C50C-407E-A947-70E740481C1C}">
                         <a14:useLocalDpi xmlns:a14="http://schemas.microsoft.com/office/drawing/2010/main" val="0"/>
